--- a/Agent/tests/Agent前后端联调测试验证报告.docx
+++ b/Agent/tests/Agent前后端联调测试验证报告.docx
@@ -26,7 +26,7 @@
           <w:color w:val="555555"/>
           <w:sz w:val="21"/>
         </w:rPr>
-        <w:t>测试日期：2026年06月25日    测试对象：排水/Agent</w:t>
+        <w:t>测试日期：2026年06月26日    测试对象：排水/Agent</w:t>
       </w:r>
     </w:p>
     <w:p>
@@ -98,7 +98,7 @@
           <w:rFonts w:ascii="微软雅黑" w:hAnsi="微软雅黑" w:eastAsia="微软雅黑"/>
           <w:sz w:val="21"/>
         </w:rPr>
-        <w:t>保留静默启动能力，建议收件人使用 Agent/点我启动.vbs 入口；该入口通过 Windows Script Host 隐藏 PowerShell 启动过程，不弹出命令行黑框。</w:t>
+        <w:t>保留静默启动能力，建议收件人使用 Agent/点我启动.vbs 入口；Agent/start.vbs 作为同等静默入口保留。两个入口都通过 Windows Script Host 隐藏 PowerShell 启动过程，不弹出命令行黑框。</w:t>
       </w:r>
     </w:p>
     <w:p>
@@ -876,7 +876,7 @@
                 <w:b w:val="0"/>
                 <w:sz w:val="19"/>
               </w:rPr>
-              <w:t>ok</w:t>
+              <w:t>None</w:t>
             </w:r>
           </w:p>
         </w:tc>
@@ -896,7 +896,7 @@
                 <w:b w:val="0"/>
                 <w:sz w:val="19"/>
               </w:rPr>
-              <w:t>通过</w:t>
+              <w:t>未通过</w:t>
             </w:r>
           </w:p>
         </w:tc>
@@ -938,7 +938,7 @@
                 <w:b w:val="0"/>
                 <w:sz w:val="19"/>
               </w:rPr>
-              <w:t>10</w:t>
+              <w:t>None</w:t>
             </w:r>
           </w:p>
         </w:tc>
@@ -958,7 +958,7 @@
                 <w:b w:val="0"/>
                 <w:sz w:val="19"/>
               </w:rPr>
-              <w:t>通过</w:t>
+              <w:t>未通过</w:t>
             </w:r>
           </w:p>
         </w:tc>
@@ -1000,7 +1000,7 @@
                 <w:b w:val="0"/>
                 <w:sz w:val="19"/>
               </w:rPr>
-              <w:t>1</w:t>
+              <w:t>None</w:t>
             </w:r>
           </w:p>
         </w:tc>
@@ -1020,7 +1020,7 @@
                 <w:b w:val="0"/>
                 <w:sz w:val="19"/>
               </w:rPr>
-              <w:t>通过</w:t>
+              <w:t>未通过</w:t>
             </w:r>
           </w:p>
         </w:tc>
@@ -1062,7 +1062,7 @@
                 <w:b w:val="0"/>
                 <w:sz w:val="19"/>
               </w:rPr>
-              <w:t>3</w:t>
+              <w:t>None</w:t>
             </w:r>
           </w:p>
         </w:tc>
@@ -1082,7 +1082,7 @@
                 <w:b w:val="0"/>
                 <w:sz w:val="19"/>
               </w:rPr>
-              <w:t>通过</w:t>
+              <w:t>未通过</w:t>
             </w:r>
           </w:p>
         </w:tc>
@@ -1115,7 +1115,7 @@
           </w:tcPr>
           <w:p>
             <w:pPr>
-              <w:jc w:val="left"/>
+              <w:jc w:val="center"/>
             </w:pPr>
             <w:r/>
             <w:r>
@@ -1124,7 +1124,7 @@
                 <w:b w:val="0"/>
                 <w:sz w:val="19"/>
               </w:rPr>
-              <w:t>submitted</w:t>
+              <w:t>None</w:t>
             </w:r>
           </w:p>
         </w:tc>
@@ -1144,7 +1144,7 @@
                 <w:b w:val="0"/>
                 <w:sz w:val="19"/>
               </w:rPr>
-              <w:t>通过</w:t>
+              <w:t>未通过</w:t>
             </w:r>
           </w:p>
         </w:tc>
@@ -1186,7 +1186,7 @@
                 <w:b w:val="0"/>
                 <w:sz w:val="19"/>
               </w:rPr>
-              <w:t>1</w:t>
+              <w:t>None</w:t>
             </w:r>
           </w:p>
         </w:tc>
@@ -1206,7 +1206,7 @@
                 <w:b w:val="0"/>
                 <w:sz w:val="19"/>
               </w:rPr>
-              <w:t>通过</w:t>
+              <w:t>未通过</w:t>
             </w:r>
           </w:p>
         </w:tc>
@@ -1248,7 +1248,7 @@
                 <w:b w:val="0"/>
                 <w:sz w:val="19"/>
               </w:rPr>
-              <w:t>reviewed</w:t>
+              <w:t>None</w:t>
             </w:r>
           </w:p>
         </w:tc>
@@ -1268,7 +1268,7 @@
                 <w:b w:val="0"/>
                 <w:sz w:val="19"/>
               </w:rPr>
-              <w:t>通过</w:t>
+              <w:t>未通过</w:t>
             </w:r>
           </w:p>
         </w:tc>
@@ -1310,7 +1310,7 @@
                 <w:b w:val="0"/>
                 <w:sz w:val="19"/>
               </w:rPr>
-              <w:t>locked</w:t>
+              <w:t>None</w:t>
             </w:r>
           </w:p>
         </w:tc>
@@ -1330,7 +1330,7 @@
                 <w:b w:val="0"/>
                 <w:sz w:val="19"/>
               </w:rPr>
-              <w:t>通过</w:t>
+              <w:t>未通过</w:t>
             </w:r>
           </w:p>
         </w:tc>
@@ -2853,7 +2853,7 @@
           <w:rFonts w:ascii="微软雅黑" w:hAnsi="微软雅黑" w:eastAsia="微软雅黑"/>
           <w:sz w:val="21"/>
         </w:rPr>
-        <w:t>1. 收件人运行入口：双击 Agent/点我启动.vbs。</w:t>
+        <w:t>1. 收件人运行入口：双击 Agent/点我启动.vbs；如需英文文件名，也可双击 Agent/start.vbs。</w:t>
       </w:r>
     </w:p>
     <w:p>
@@ -2865,7 +2865,7 @@
           <w:rFonts w:ascii="微软雅黑" w:hAnsi="微软雅黑" w:eastAsia="微软雅黑"/>
           <w:sz w:val="21"/>
         </w:rPr>
-        <w:t>2. 测试工程师复测入口：执行 Agent/测试/run_agent_checks.ps1。</w:t>
+        <w:t>2. 测试工程师复测入口：执行 Agent/tests/run_agent_checks.ps1。</w:t>
       </w:r>
     </w:p>
     <w:p>
@@ -2877,7 +2877,7 @@
           <w:rFonts w:ascii="微软雅黑" w:hAnsi="微软雅黑" w:eastAsia="微软雅黑"/>
           <w:sz w:val="21"/>
         </w:rPr>
-        <w:t>3. 测试结果位置：Agent/测试/结果。</w:t>
+        <w:t>3. 测试结果位置：Agent/tests/results。</w:t>
       </w:r>
     </w:p>
     <w:p>

--- a/Agent/tests/Agent前后端联调测试验证报告.docx
+++ b/Agent/tests/Agent前后端联调测试验证报告.docx
@@ -79,6 +79,46 @@
           <w:sz w:val="21"/>
         </w:rPr>
         <w:t>已补充正式报告表格数字检查，付款相关表格列数完整，未发现空值占位、科学计数法、异常小数格式或替换字符。</w:t>
+      </w:r>
+    </w:p>
+    <w:p>
+      <w:pPr>
+        <w:spacing w:after="120"/>
+      </w:pPr>
+      <w:r>
+        <w:rPr>
+          <w:rFonts w:ascii="微软雅黑" w:hAnsi="微软雅黑" w:eastAsia="微软雅黑"/>
+          <w:b/>
+          <w:sz w:val="21"/>
+        </w:rPr>
+        <w:t>极端检查：</w:t>
+      </w:r>
+      <w:r>
+        <w:rPr>
+          <w:rFonts w:ascii="微软雅黑" w:hAnsi="微软雅黑" w:eastAsia="微软雅黑"/>
+          <w:sz w:val="21"/>
+        </w:rPr>
+        <w:t>已按测试工程师方式追加 24 项破坏性/边界检查，并生成 4 份报告用于下载和质量复核。</w:t>
+      </w:r>
+    </w:p>
+    <w:p>
+      <w:pPr>
+        <w:spacing w:after="120"/>
+      </w:pPr>
+      <w:r>
+        <w:rPr>
+          <w:rFonts w:ascii="微软雅黑" w:hAnsi="微软雅黑" w:eastAsia="微软雅黑"/>
+          <w:b/>
+          <w:sz w:val="21"/>
+        </w:rPr>
+        <w:t>文件验收：</w:t>
+      </w:r>
+      <w:r>
+        <w:rPr>
+          <w:rFonts w:ascii="微软雅黑" w:hAnsi="微软雅黑" w:eastAsia="微软雅黑"/>
+          <w:sz w:val="21"/>
+        </w:rPr>
+        <w:t>已检查 5 个 DOCX 文件，覆盖正式报告和本验证报告；检查内容包括异常问号、疑似编码乱码、表格序号、串镇和文件命名。</w:t>
       </w:r>
     </w:p>
     <w:p>
@@ -414,6 +454,130 @@
                 <w:sz w:val="19"/>
               </w:rPr>
               <w:t>基于已复核数据触发正式 DOCX 报告生成</w:t>
+            </w:r>
+          </w:p>
+        </w:tc>
+        <w:tc>
+          <w:tcPr>
+            <w:tcW w:type="dxa" w:w="3173"/>
+            <w:vAlign w:val="center"/>
+          </w:tcPr>
+          <w:p>
+            <w:pPr>
+              <w:jc w:val="center"/>
+            </w:pPr>
+            <w:r/>
+            <w:r>
+              <w:rPr>
+                <w:rFonts w:ascii="微软雅黑" w:hAnsi="微软雅黑" w:eastAsia="微软雅黑"/>
+                <w:b w:val="0"/>
+                <w:sz w:val="19"/>
+              </w:rPr>
+              <w:t>通过</w:t>
+            </w:r>
+          </w:p>
+        </w:tc>
+      </w:tr>
+      <w:tr>
+        <w:tc>
+          <w:tcPr>
+            <w:tcW w:type="dxa" w:w="3173"/>
+            <w:vAlign w:val="center"/>
+          </w:tcPr>
+          <w:p>
+            <w:pPr>
+              <w:jc w:val="center"/>
+            </w:pPr>
+            <w:r/>
+            <w:r>
+              <w:rPr>
+                <w:rFonts w:ascii="微软雅黑" w:hAnsi="微软雅黑" w:eastAsia="微软雅黑"/>
+                <w:b w:val="0"/>
+                <w:sz w:val="19"/>
+              </w:rPr>
+              <w:t>极端场景</w:t>
+            </w:r>
+          </w:p>
+        </w:tc>
+        <w:tc>
+          <w:tcPr>
+            <w:tcW w:type="dxa" w:w="3173"/>
+            <w:vAlign w:val="center"/>
+          </w:tcPr>
+          <w:p>
+            <w:pPr>
+              <w:jc w:val="left"/>
+            </w:pPr>
+            <w:r/>
+            <w:r>
+              <w:rPr>
+                <w:rFonts w:ascii="微软雅黑" w:hAnsi="微软雅黑" w:eastAsia="微软雅黑"/>
+                <w:b w:val="0"/>
+                <w:sz w:val="19"/>
+              </w:rPr>
+              <w:t>未登录、权限不足、错误镇街、批量同步、重复提交、退回重提、锁定保护、多镇街报告</w:t>
+            </w:r>
+          </w:p>
+        </w:tc>
+        <w:tc>
+          <w:tcPr>
+            <w:tcW w:type="dxa" w:w="3173"/>
+            <w:vAlign w:val="center"/>
+          </w:tcPr>
+          <w:p>
+            <w:pPr>
+              <w:jc w:val="center"/>
+            </w:pPr>
+            <w:r/>
+            <w:r>
+              <w:rPr>
+                <w:rFonts w:ascii="微软雅黑" w:hAnsi="微软雅黑" w:eastAsia="微软雅黑"/>
+                <w:b w:val="0"/>
+                <w:sz w:val="19"/>
+              </w:rPr>
+              <w:t>通过</w:t>
+            </w:r>
+          </w:p>
+        </w:tc>
+      </w:tr>
+      <w:tr>
+        <w:tc>
+          <w:tcPr>
+            <w:tcW w:type="dxa" w:w="3173"/>
+            <w:vAlign w:val="center"/>
+          </w:tcPr>
+          <w:p>
+            <w:pPr>
+              <w:jc w:val="center"/>
+            </w:pPr>
+            <w:r/>
+            <w:r>
+              <w:rPr>
+                <w:rFonts w:ascii="微软雅黑" w:hAnsi="微软雅黑" w:eastAsia="微软雅黑"/>
+                <w:b w:val="0"/>
+                <w:sz w:val="19"/>
+              </w:rPr>
+              <w:t>DOCX 文件</w:t>
+            </w:r>
+          </w:p>
+        </w:tc>
+        <w:tc>
+          <w:tcPr>
+            <w:tcW w:type="dxa" w:w="3173"/>
+            <w:vAlign w:val="center"/>
+          </w:tcPr>
+          <w:p>
+            <w:pPr>
+              <w:jc w:val="left"/>
+            </w:pPr>
+            <w:r/>
+            <w:r>
+              <w:rPr>
+                <w:rFonts w:ascii="微软雅黑" w:hAnsi="微软雅黑" w:eastAsia="微软雅黑"/>
+                <w:b w:val="0"/>
+                <w:sz w:val="19"/>
+              </w:rPr>
+              <w:t>正式报告和验证报告的乱码、序号、串镇、命名检查</w:t>
             </w:r>
           </w:p>
         </w:tc>
@@ -856,7 +1020,27 @@
                 <w:b w:val="0"/>
                 <w:sz w:val="19"/>
               </w:rPr>
-              <w:t>健康检查</w:t>
+              <w:t>主链路任务状态</w:t>
+            </w:r>
+          </w:p>
+        </w:tc>
+        <w:tc>
+          <w:tcPr>
+            <w:tcW w:type="dxa" w:w="3173"/>
+            <w:vAlign w:val="center"/>
+          </w:tcPr>
+          <w:p>
+            <w:pPr>
+              <w:jc w:val="left"/>
+            </w:pPr>
+            <w:r/>
+            <w:r>
+              <w:rPr>
+                <w:rFonts w:ascii="微软雅黑" w:hAnsi="微软雅黑" w:eastAsia="微软雅黑"/>
+                <w:b w:val="0"/>
+                <w:sz w:val="19"/>
+              </w:rPr>
+              <w:t>completed</w:t>
             </w:r>
           </w:p>
         </w:tc>
@@ -876,27 +1060,7 @@
                 <w:b w:val="0"/>
                 <w:sz w:val="19"/>
               </w:rPr>
-              <w:t>None</w:t>
-            </w:r>
-          </w:p>
-        </w:tc>
-        <w:tc>
-          <w:tcPr>
-            <w:tcW w:type="dxa" w:w="3173"/>
-            <w:vAlign w:val="center"/>
-          </w:tcPr>
-          <w:p>
-            <w:pPr>
-              <w:jc w:val="center"/>
-            </w:pPr>
-            <w:r/>
-            <w:r>
-              <w:rPr>
-                <w:rFonts w:ascii="微软雅黑" w:hAnsi="微软雅黑" w:eastAsia="微软雅黑"/>
-                <w:b w:val="0"/>
-                <w:sz w:val="19"/>
-              </w:rPr>
-              <w:t>未通过</w:t>
+              <w:t>通过</w:t>
             </w:r>
           </w:p>
         </w:tc>
@@ -918,7 +1082,7 @@
                 <w:b w:val="0"/>
                 <w:sz w:val="19"/>
               </w:rPr>
-              <w:t>镇街数量</w:t>
+              <w:t>主链路任务进度</w:t>
             </w:r>
           </w:p>
         </w:tc>
@@ -938,7 +1102,7 @@
                 <w:b w:val="0"/>
                 <w:sz w:val="19"/>
               </w:rPr>
-              <w:t>None</w:t>
+              <w:t>100</w:t>
             </w:r>
           </w:p>
         </w:tc>
@@ -958,7 +1122,7 @@
                 <w:b w:val="0"/>
                 <w:sz w:val="19"/>
               </w:rPr>
-              <w:t>未通过</w:t>
+              <w:t>通过</w:t>
             </w:r>
           </w:p>
         </w:tc>
@@ -980,7 +1144,7 @@
                 <w:b w:val="0"/>
                 <w:sz w:val="19"/>
               </w:rPr>
-              <w:t>考核周期数量</w:t>
+              <w:t>主链路报告数量</w:t>
             </w:r>
           </w:p>
         </w:tc>
@@ -1000,7 +1164,7 @@
                 <w:b w:val="0"/>
                 <w:sz w:val="19"/>
               </w:rPr>
-              <w:t>None</w:t>
+              <w:t>1</w:t>
             </w:r>
           </w:p>
         </w:tc>
@@ -1020,7 +1184,7 @@
                 <w:b w:val="0"/>
                 <w:sz w:val="19"/>
               </w:rPr>
-              <w:t>未通过</w:t>
+              <w:t>通过</w:t>
             </w:r>
           </w:p>
         </w:tc>
@@ -1042,7 +1206,7 @@
                 <w:b w:val="0"/>
                 <w:sz w:val="19"/>
               </w:rPr>
-              <w:t>标准条目数量</w:t>
+              <w:t>评分条目数量</w:t>
             </w:r>
           </w:p>
         </w:tc>
@@ -1062,7 +1226,7 @@
                 <w:b w:val="0"/>
                 <w:sz w:val="19"/>
               </w:rPr>
-              <w:t>None</w:t>
+              <w:t>3</w:t>
             </w:r>
           </w:p>
         </w:tc>
@@ -1082,7 +1246,7 @@
                 <w:b w:val="0"/>
                 <w:sz w:val="19"/>
               </w:rPr>
-              <w:t>未通过</w:t>
+              <w:t>通过</w:t>
             </w:r>
           </w:p>
         </w:tc>
@@ -1104,7 +1268,7 @@
                 <w:b w:val="0"/>
                 <w:sz w:val="19"/>
               </w:rPr>
-              <w:t>移动端提交状态</w:t>
+              <w:t>问卷记录数量</w:t>
             </w:r>
           </w:p>
         </w:tc>
@@ -1124,7 +1288,7 @@
                 <w:b w:val="0"/>
                 <w:sz w:val="19"/>
               </w:rPr>
-              <w:t>None</w:t>
+              <w:t>4</w:t>
             </w:r>
           </w:p>
         </w:tc>
@@ -1144,7 +1308,7 @@
                 <w:b w:val="0"/>
                 <w:sz w:val="19"/>
               </w:rPr>
-              <w:t>未通过</w:t>
+              <w:t>通过</w:t>
             </w:r>
           </w:p>
         </w:tc>
@@ -1166,7 +1330,7 @@
                 <w:b w:val="0"/>
                 <w:sz w:val="19"/>
               </w:rPr>
-              <w:t>后台同步记录数</w:t>
+              <w:t>水质记录数量</w:t>
             </w:r>
           </w:p>
         </w:tc>
@@ -1186,7 +1350,7 @@
                 <w:b w:val="0"/>
                 <w:sz w:val="19"/>
               </w:rPr>
-              <w:t>None</w:t>
+              <w:t>1</w:t>
             </w:r>
           </w:p>
         </w:tc>
@@ -1206,7 +1370,7 @@
                 <w:b w:val="0"/>
                 <w:sz w:val="19"/>
               </w:rPr>
-              <w:t>未通过</w:t>
+              <w:t>通过</w:t>
             </w:r>
           </w:p>
         </w:tc>
@@ -1228,7 +1392,7 @@
                 <w:b w:val="0"/>
                 <w:sz w:val="19"/>
               </w:rPr>
-              <w:t>复核状态</w:t>
+              <w:t>附件数量</w:t>
             </w:r>
           </w:p>
         </w:tc>
@@ -1248,7 +1412,7 @@
                 <w:b w:val="0"/>
                 <w:sz w:val="19"/>
               </w:rPr>
-              <w:t>None</w:t>
+              <w:t>1</w:t>
             </w:r>
           </w:p>
         </w:tc>
@@ -1268,7 +1432,7 @@
                 <w:b w:val="0"/>
                 <w:sz w:val="19"/>
               </w:rPr>
-              <w:t>未通过</w:t>
+              <w:t>通过</w:t>
             </w:r>
           </w:p>
         </w:tc>
@@ -1290,7 +1454,7 @@
                 <w:b w:val="0"/>
                 <w:sz w:val="19"/>
               </w:rPr>
-              <w:t>锁定状态</w:t>
+              <w:t>复核日志数量</w:t>
             </w:r>
           </w:p>
         </w:tc>
@@ -1310,7 +1474,7 @@
                 <w:b w:val="0"/>
                 <w:sz w:val="19"/>
               </w:rPr>
-              <w:t>None</w:t>
+              <w:t>3</w:t>
             </w:r>
           </w:p>
         </w:tc>
@@ -1330,7 +1494,131 @@
                 <w:b w:val="0"/>
                 <w:sz w:val="19"/>
               </w:rPr>
-              <w:t>未通过</w:t>
+              <w:t>通过</w:t>
+            </w:r>
+          </w:p>
+        </w:tc>
+      </w:tr>
+      <w:tr>
+        <w:tc>
+          <w:tcPr>
+            <w:tcW w:type="dxa" w:w="3173"/>
+            <w:vAlign w:val="center"/>
+          </w:tcPr>
+          <w:p>
+            <w:pPr>
+              <w:jc w:val="center"/>
+            </w:pPr>
+            <w:r/>
+            <w:r>
+              <w:rPr>
+                <w:rFonts w:ascii="微软雅黑" w:hAnsi="微软雅黑" w:eastAsia="微软雅黑"/>
+                <w:b w:val="0"/>
+                <w:sz w:val="19"/>
+              </w:rPr>
+              <w:t>极端检查用例数</w:t>
+            </w:r>
+          </w:p>
+        </w:tc>
+        <w:tc>
+          <w:tcPr>
+            <w:tcW w:type="dxa" w:w="3173"/>
+            <w:vAlign w:val="center"/>
+          </w:tcPr>
+          <w:p>
+            <w:pPr>
+              <w:jc w:val="center"/>
+            </w:pPr>
+            <w:r/>
+            <w:r>
+              <w:rPr>
+                <w:rFonts w:ascii="微软雅黑" w:hAnsi="微软雅黑" w:eastAsia="微软雅黑"/>
+                <w:b w:val="0"/>
+                <w:sz w:val="19"/>
+              </w:rPr>
+              <w:t>24</w:t>
+            </w:r>
+          </w:p>
+        </w:tc>
+        <w:tc>
+          <w:tcPr>
+            <w:tcW w:type="dxa" w:w="3173"/>
+            <w:vAlign w:val="center"/>
+          </w:tcPr>
+          <w:p>
+            <w:pPr>
+              <w:jc w:val="center"/>
+            </w:pPr>
+            <w:r/>
+            <w:r>
+              <w:rPr>
+                <w:rFonts w:ascii="微软雅黑" w:hAnsi="微软雅黑" w:eastAsia="微软雅黑"/>
+                <w:b w:val="0"/>
+                <w:sz w:val="19"/>
+              </w:rPr>
+              <w:t>通过</w:t>
+            </w:r>
+          </w:p>
+        </w:tc>
+      </w:tr>
+      <w:tr>
+        <w:tc>
+          <w:tcPr>
+            <w:tcW w:type="dxa" w:w="3173"/>
+            <w:vAlign w:val="center"/>
+          </w:tcPr>
+          <w:p>
+            <w:pPr>
+              <w:jc w:val="center"/>
+            </w:pPr>
+            <w:r/>
+            <w:r>
+              <w:rPr>
+                <w:rFonts w:ascii="微软雅黑" w:hAnsi="微软雅黑" w:eastAsia="微软雅黑"/>
+                <w:b w:val="0"/>
+                <w:sz w:val="19"/>
+              </w:rPr>
+              <w:t>极端检查报告数量</w:t>
+            </w:r>
+          </w:p>
+        </w:tc>
+        <w:tc>
+          <w:tcPr>
+            <w:tcW w:type="dxa" w:w="3173"/>
+            <w:vAlign w:val="center"/>
+          </w:tcPr>
+          <w:p>
+            <w:pPr>
+              <w:jc w:val="center"/>
+            </w:pPr>
+            <w:r/>
+            <w:r>
+              <w:rPr>
+                <w:rFonts w:ascii="微软雅黑" w:hAnsi="微软雅黑" w:eastAsia="微软雅黑"/>
+                <w:b w:val="0"/>
+                <w:sz w:val="19"/>
+              </w:rPr>
+              <w:t>4</w:t>
+            </w:r>
+          </w:p>
+        </w:tc>
+        <w:tc>
+          <w:tcPr>
+            <w:tcW w:type="dxa" w:w="3173"/>
+            <w:vAlign w:val="center"/>
+          </w:tcPr>
+          <w:p>
+            <w:pPr>
+              <w:jc w:val="center"/>
+            </w:pPr>
+            <w:r/>
+            <w:r>
+              <w:rPr>
+                <w:rFonts w:ascii="微软雅黑" w:hAnsi="微软雅黑" w:eastAsia="微软雅黑"/>
+                <w:b w:val="0"/>
+                <w:sz w:val="19"/>
+              </w:rPr>
+              <w:t>通过</w:t>
             </w:r>
           </w:p>
         </w:tc>
@@ -1862,6 +2150,75 @@
           </w:p>
         </w:tc>
       </w:tr>
+    </w:tbl>
+    <w:p/>
+    <w:p>
+      <w:pPr>
+        <w:pStyle w:val="Heading1"/>
+      </w:pPr>
+      <w:r>
+        <w:rPr>
+          <w:rFonts w:ascii="微软雅黑" w:hAnsi="微软雅黑" w:eastAsia="微软雅黑"/>
+          <w:color w:val="2E74B5"/>
+        </w:rPr>
+        <w:t>四-1、极端场景验证</w:t>
+      </w:r>
+    </w:p>
+    <w:tbl>
+      <w:tblPr>
+        <w:tblStyle w:val="TableGrid"/>
+        <w:tblW w:type="auto" w:w="0"/>
+        <w:tblLayout w:type="autofit"/>
+        <w:tblLook w:firstColumn="1" w:firstRow="1" w:lastColumn="0" w:lastRow="0" w:noHBand="0" w:noVBand="1" w:val="04A0"/>
+      </w:tblPr>
+      <w:tblGrid>
+        <w:gridCol w:w="4759"/>
+        <w:gridCol w:w="4759"/>
+      </w:tblGrid>
+      <w:tr>
+        <w:tc>
+          <w:tcPr>
+            <w:tcW w:type="dxa" w:w="4759"/>
+            <w:shd w:fill="E8EEF5"/>
+            <w:vAlign w:val="center"/>
+          </w:tcPr>
+          <w:p>
+            <w:pPr>
+              <w:jc w:val="center"/>
+            </w:pPr>
+            <w:r/>
+            <w:r>
+              <w:rPr>
+                <w:rFonts w:ascii="微软雅黑" w:hAnsi="微软雅黑" w:eastAsia="微软雅黑"/>
+                <w:b/>
+                <w:sz w:val="19"/>
+              </w:rPr>
+              <w:t>检查项</w:t>
+            </w:r>
+          </w:p>
+        </w:tc>
+        <w:tc>
+          <w:tcPr>
+            <w:tcW w:type="dxa" w:w="4759"/>
+            <w:shd w:fill="E8EEF5"/>
+            <w:vAlign w:val="center"/>
+          </w:tcPr>
+          <w:p>
+            <w:pPr>
+              <w:jc w:val="center"/>
+            </w:pPr>
+            <w:r/>
+            <w:r>
+              <w:rPr>
+                <w:rFonts w:ascii="微软雅黑" w:hAnsi="微软雅黑" w:eastAsia="微软雅黑"/>
+                <w:b/>
+                <w:sz w:val="19"/>
+              </w:rPr>
+              <w:t>结果</w:t>
+            </w:r>
+          </w:p>
+        </w:tc>
+      </w:tr>
       <w:tr>
         <w:tc>
           <w:tcPr>
@@ -1879,7 +2236,7 @@
                 <w:b w:val="0"/>
                 <w:sz w:val="19"/>
               </w:rPr>
-              <w:t>输出目录</w:t>
+              <w:t>总体结果</w:t>
             </w:r>
           </w:p>
         </w:tc>
@@ -1899,7 +2256,1908 @@
                 <w:b w:val="0"/>
                 <w:sz w:val="19"/>
               </w:rPr>
-              <w:t>None</w:t>
+              <w:t>通过</w:t>
+            </w:r>
+          </w:p>
+        </w:tc>
+      </w:tr>
+      <w:tr>
+        <w:tc>
+          <w:tcPr>
+            <w:tcW w:type="dxa" w:w="4759"/>
+            <w:vAlign w:val="center"/>
+          </w:tcPr>
+          <w:p>
+            <w:pPr>
+              <w:jc w:val="center"/>
+            </w:pPr>
+            <w:r/>
+            <w:r>
+              <w:rPr>
+                <w:rFonts w:ascii="微软雅黑" w:hAnsi="微软雅黑" w:eastAsia="微软雅黑"/>
+                <w:b w:val="0"/>
+                <w:sz w:val="19"/>
+              </w:rPr>
+              <w:t>检查用例数</w:t>
+            </w:r>
+          </w:p>
+        </w:tc>
+        <w:tc>
+          <w:tcPr>
+            <w:tcW w:type="dxa" w:w="4759"/>
+            <w:vAlign w:val="center"/>
+          </w:tcPr>
+          <w:p>
+            <w:pPr>
+              <w:jc w:val="center"/>
+            </w:pPr>
+            <w:r/>
+            <w:r>
+              <w:rPr>
+                <w:rFonts w:ascii="微软雅黑" w:hAnsi="微软雅黑" w:eastAsia="微软雅黑"/>
+                <w:b w:val="0"/>
+                <w:sz w:val="19"/>
+              </w:rPr>
+              <w:t>24</w:t>
+            </w:r>
+          </w:p>
+        </w:tc>
+      </w:tr>
+      <w:tr>
+        <w:tc>
+          <w:tcPr>
+            <w:tcW w:type="dxa" w:w="4759"/>
+            <w:vAlign w:val="center"/>
+          </w:tcPr>
+          <w:p>
+            <w:pPr>
+              <w:jc w:val="left"/>
+            </w:pPr>
+            <w:r/>
+            <w:r>
+              <w:rPr>
+                <w:rFonts w:ascii="微软雅黑" w:hAnsi="微软雅黑" w:eastAsia="微软雅黑"/>
+                <w:b w:val="0"/>
+                <w:sz w:val="19"/>
+              </w:rPr>
+              <w:t>多镇街报告任务状态</w:t>
+            </w:r>
+          </w:p>
+        </w:tc>
+        <w:tc>
+          <w:tcPr>
+            <w:tcW w:type="dxa" w:w="4759"/>
+            <w:vAlign w:val="center"/>
+          </w:tcPr>
+          <w:p>
+            <w:pPr>
+              <w:jc w:val="left"/>
+            </w:pPr>
+            <w:r/>
+            <w:r>
+              <w:rPr>
+                <w:rFonts w:ascii="微软雅黑" w:hAnsi="微软雅黑" w:eastAsia="微软雅黑"/>
+                <w:b w:val="0"/>
+                <w:sz w:val="19"/>
+              </w:rPr>
+              <w:t>completed</w:t>
+            </w:r>
+          </w:p>
+        </w:tc>
+      </w:tr>
+      <w:tr>
+        <w:tc>
+          <w:tcPr>
+            <w:tcW w:type="dxa" w:w="4759"/>
+            <w:vAlign w:val="center"/>
+          </w:tcPr>
+          <w:p>
+            <w:pPr>
+              <w:jc w:val="center"/>
+            </w:pPr>
+            <w:r/>
+            <w:r>
+              <w:rPr>
+                <w:rFonts w:ascii="微软雅黑" w:hAnsi="微软雅黑" w:eastAsia="微软雅黑"/>
+                <w:b w:val="0"/>
+                <w:sz w:val="19"/>
+              </w:rPr>
+              <w:t>多镇街报告数量</w:t>
+            </w:r>
+          </w:p>
+        </w:tc>
+        <w:tc>
+          <w:tcPr>
+            <w:tcW w:type="dxa" w:w="4759"/>
+            <w:vAlign w:val="center"/>
+          </w:tcPr>
+          <w:p>
+            <w:pPr>
+              <w:jc w:val="center"/>
+            </w:pPr>
+            <w:r/>
+            <w:r>
+              <w:rPr>
+                <w:rFonts w:ascii="微软雅黑" w:hAnsi="微软雅黑" w:eastAsia="微软雅黑"/>
+                <w:b w:val="0"/>
+                <w:sz w:val="19"/>
+              </w:rPr>
+              <w:t>4</w:t>
+            </w:r>
+          </w:p>
+        </w:tc>
+      </w:tr>
+      <w:tr>
+        <w:tc>
+          <w:tcPr>
+            <w:tcW w:type="dxa" w:w="4759"/>
+            <w:vAlign w:val="center"/>
+          </w:tcPr>
+          <w:p>
+            <w:pPr>
+              <w:jc w:val="center"/>
+            </w:pPr>
+            <w:r/>
+            <w:r>
+              <w:rPr>
+                <w:rFonts w:ascii="微软雅黑" w:hAnsi="微软雅黑" w:eastAsia="微软雅黑"/>
+                <w:b w:val="0"/>
+                <w:sz w:val="19"/>
+              </w:rPr>
+              <w:t>多镇街报告名称</w:t>
+            </w:r>
+          </w:p>
+        </w:tc>
+        <w:tc>
+          <w:tcPr>
+            <w:tcW w:type="dxa" w:w="4759"/>
+            <w:vAlign w:val="center"/>
+          </w:tcPr>
+          <w:p>
+            <w:pPr>
+              <w:jc w:val="left"/>
+            </w:pPr>
+            <w:r/>
+            <w:r>
+              <w:rPr>
+                <w:rFonts w:ascii="微软雅黑" w:hAnsi="微软雅黑" w:eastAsia="微软雅黑"/>
+                <w:b w:val="0"/>
+                <w:sz w:val="19"/>
+              </w:rPr>
+              <w:t>北陡镇2023年下半年度村级设施考核报告（正文）.docx；广海镇2023年下半年度村级设施考核报告（正文）.docx；赤溪镇2023年下半年度村级设施考核报告（正文）.docx；项目2023年下半年度村级设施考核报告（正文）.docx</w:t>
+            </w:r>
+          </w:p>
+        </w:tc>
+      </w:tr>
+      <w:tr>
+        <w:tc>
+          <w:tcPr>
+            <w:tcW w:type="dxa" w:w="4759"/>
+            <w:vAlign w:val="center"/>
+          </w:tcPr>
+          <w:p>
+            <w:pPr>
+              <w:jc w:val="left"/>
+            </w:pPr>
+            <w:r/>
+            <w:r>
+              <w:rPr>
+                <w:rFonts w:ascii="微软雅黑" w:hAnsi="微软雅黑" w:eastAsia="微软雅黑"/>
+                <w:b w:val="0"/>
+                <w:sz w:val="19"/>
+              </w:rPr>
+              <w:t>数据库记录/评分/附件/日志</w:t>
+            </w:r>
+          </w:p>
+        </w:tc>
+        <w:tc>
+          <w:tcPr>
+            <w:tcW w:type="dxa" w:w="4759"/>
+            <w:vAlign w:val="center"/>
+          </w:tcPr>
+          <w:p>
+            <w:pPr>
+              <w:jc w:val="left"/>
+            </w:pPr>
+            <w:r/>
+            <w:r>
+              <w:rPr>
+                <w:rFonts w:ascii="微软雅黑" w:hAnsi="微软雅黑" w:eastAsia="微软雅黑"/>
+                <w:b w:val="0"/>
+                <w:sz w:val="19"/>
+              </w:rPr>
+              <w:t>records=4；scores=4；attachments=1；reviewLogs=7</w:t>
+            </w:r>
+          </w:p>
+        </w:tc>
+      </w:tr>
+    </w:tbl>
+    <w:p/>
+    <w:tbl>
+      <w:tblPr>
+        <w:tblStyle w:val="TableGrid"/>
+        <w:tblW w:type="auto" w:w="0"/>
+        <w:tblLayout w:type="autofit"/>
+        <w:tblLook w:firstColumn="1" w:firstRow="1" w:lastColumn="0" w:lastRow="0" w:noHBand="0" w:noVBand="1" w:val="04A0"/>
+      </w:tblPr>
+      <w:tblGrid>
+        <w:gridCol w:w="4759"/>
+        <w:gridCol w:w="4759"/>
+      </w:tblGrid>
+      <w:tr>
+        <w:tc>
+          <w:tcPr>
+            <w:tcW w:type="dxa" w:w="4759"/>
+            <w:shd w:fill="E8EEF5"/>
+            <w:vAlign w:val="center"/>
+          </w:tcPr>
+          <w:p>
+            <w:pPr>
+              <w:jc w:val="center"/>
+            </w:pPr>
+            <w:r/>
+            <w:r>
+              <w:rPr>
+                <w:rFonts w:ascii="微软雅黑" w:hAnsi="微软雅黑" w:eastAsia="微软雅黑"/>
+                <w:b/>
+                <w:sz w:val="19"/>
+              </w:rPr>
+              <w:t>极端用例</w:t>
+            </w:r>
+          </w:p>
+        </w:tc>
+        <w:tc>
+          <w:tcPr>
+            <w:tcW w:type="dxa" w:w="4759"/>
+            <w:shd w:fill="E8EEF5"/>
+            <w:vAlign w:val="center"/>
+          </w:tcPr>
+          <w:p>
+            <w:pPr>
+              <w:jc w:val="center"/>
+            </w:pPr>
+            <w:r/>
+            <w:r>
+              <w:rPr>
+                <w:rFonts w:ascii="微软雅黑" w:hAnsi="微软雅黑" w:eastAsia="微软雅黑"/>
+                <w:b/>
+                <w:sz w:val="19"/>
+              </w:rPr>
+              <w:t>结果</w:t>
+            </w:r>
+          </w:p>
+        </w:tc>
+      </w:tr>
+      <w:tr>
+        <w:tc>
+          <w:tcPr>
+            <w:tcW w:type="dxa" w:w="4759"/>
+            <w:vAlign w:val="center"/>
+          </w:tcPr>
+          <w:p>
+            <w:pPr>
+              <w:jc w:val="center"/>
+            </w:pPr>
+            <w:r/>
+            <w:r>
+              <w:rPr>
+                <w:rFonts w:ascii="微软雅黑" w:hAnsi="微软雅黑" w:eastAsia="微软雅黑"/>
+                <w:b w:val="0"/>
+                <w:sz w:val="19"/>
+              </w:rPr>
+              <w:t>健康检查</w:t>
+            </w:r>
+          </w:p>
+        </w:tc>
+        <w:tc>
+          <w:tcPr>
+            <w:tcW w:type="dxa" w:w="4759"/>
+            <w:vAlign w:val="center"/>
+          </w:tcPr>
+          <w:p>
+            <w:pPr>
+              <w:jc w:val="center"/>
+            </w:pPr>
+            <w:r/>
+            <w:r>
+              <w:rPr>
+                <w:rFonts w:ascii="微软雅黑" w:hAnsi="微软雅黑" w:eastAsia="微软雅黑"/>
+                <w:b w:val="0"/>
+                <w:sz w:val="19"/>
+              </w:rPr>
+              <w:t>passed</w:t>
+            </w:r>
+          </w:p>
+        </w:tc>
+      </w:tr>
+      <w:tr>
+        <w:tc>
+          <w:tcPr>
+            <w:tcW w:type="dxa" w:w="4759"/>
+            <w:vAlign w:val="center"/>
+          </w:tcPr>
+          <w:p>
+            <w:pPr>
+              <w:jc w:val="center"/>
+            </w:pPr>
+            <w:r/>
+            <w:r>
+              <w:rPr>
+                <w:rFonts w:ascii="微软雅黑" w:hAnsi="微软雅黑" w:eastAsia="微软雅黑"/>
+                <w:b w:val="0"/>
+                <w:sz w:val="19"/>
+              </w:rPr>
+              <w:t>多镇街基础数据</w:t>
+            </w:r>
+          </w:p>
+        </w:tc>
+        <w:tc>
+          <w:tcPr>
+            <w:tcW w:type="dxa" w:w="4759"/>
+            <w:vAlign w:val="center"/>
+          </w:tcPr>
+          <w:p>
+            <w:pPr>
+              <w:jc w:val="center"/>
+            </w:pPr>
+            <w:r/>
+            <w:r>
+              <w:rPr>
+                <w:rFonts w:ascii="微软雅黑" w:hAnsi="微软雅黑" w:eastAsia="微软雅黑"/>
+                <w:b w:val="0"/>
+                <w:sz w:val="19"/>
+              </w:rPr>
+              <w:t>passed</w:t>
+            </w:r>
+          </w:p>
+        </w:tc>
+      </w:tr>
+      <w:tr>
+        <w:tc>
+          <w:tcPr>
+            <w:tcW w:type="dxa" w:w="4759"/>
+            <w:vAlign w:val="center"/>
+          </w:tcPr>
+          <w:p>
+            <w:pPr>
+              <w:jc w:val="left"/>
+            </w:pPr>
+            <w:r/>
+            <w:r>
+              <w:rPr>
+                <w:rFonts w:ascii="微软雅黑" w:hAnsi="微软雅黑" w:eastAsia="微软雅黑"/>
+                <w:b w:val="0"/>
+                <w:sz w:val="19"/>
+              </w:rPr>
+              <w:t>评分标准不少于 5 个三级指标</w:t>
+            </w:r>
+          </w:p>
+        </w:tc>
+        <w:tc>
+          <w:tcPr>
+            <w:tcW w:type="dxa" w:w="4759"/>
+            <w:vAlign w:val="center"/>
+          </w:tcPr>
+          <w:p>
+            <w:pPr>
+              <w:jc w:val="center"/>
+            </w:pPr>
+            <w:r/>
+            <w:r>
+              <w:rPr>
+                <w:rFonts w:ascii="微软雅黑" w:hAnsi="微软雅黑" w:eastAsia="微软雅黑"/>
+                <w:b w:val="0"/>
+                <w:sz w:val="19"/>
+              </w:rPr>
+              <w:t>passed</w:t>
+            </w:r>
+          </w:p>
+        </w:tc>
+      </w:tr>
+      <w:tr>
+        <w:tc>
+          <w:tcPr>
+            <w:tcW w:type="dxa" w:w="4759"/>
+            <w:vAlign w:val="center"/>
+          </w:tcPr>
+          <w:p>
+            <w:pPr>
+              <w:jc w:val="left"/>
+            </w:pPr>
+            <w:r/>
+            <w:r>
+              <w:rPr>
+                <w:rFonts w:ascii="微软雅黑" w:hAnsi="微软雅黑" w:eastAsia="微软雅黑"/>
+                <w:b w:val="0"/>
+                <w:sz w:val="19"/>
+              </w:rPr>
+              <w:t>未登录移动端提交被拒绝</w:t>
+            </w:r>
+          </w:p>
+        </w:tc>
+        <w:tc>
+          <w:tcPr>
+            <w:tcW w:type="dxa" w:w="4759"/>
+            <w:vAlign w:val="center"/>
+          </w:tcPr>
+          <w:p>
+            <w:pPr>
+              <w:jc w:val="center"/>
+            </w:pPr>
+            <w:r/>
+            <w:r>
+              <w:rPr>
+                <w:rFonts w:ascii="微软雅黑" w:hAnsi="微软雅黑" w:eastAsia="微软雅黑"/>
+                <w:b w:val="0"/>
+                <w:sz w:val="19"/>
+              </w:rPr>
+              <w:t>passed</w:t>
+            </w:r>
+          </w:p>
+        </w:tc>
+      </w:tr>
+      <w:tr>
+        <w:tc>
+          <w:tcPr>
+            <w:tcW w:type="dxa" w:w="4759"/>
+            <w:vAlign w:val="center"/>
+          </w:tcPr>
+          <w:p>
+            <w:pPr>
+              <w:jc w:val="left"/>
+            </w:pPr>
+            <w:r/>
+            <w:r>
+              <w:rPr>
+                <w:rFonts w:ascii="微软雅黑" w:hAnsi="微软雅黑" w:eastAsia="微软雅黑"/>
+                <w:b w:val="0"/>
+                <w:sz w:val="19"/>
+              </w:rPr>
+              <w:t>移动端账号不能后台复核</w:t>
+            </w:r>
+          </w:p>
+        </w:tc>
+        <w:tc>
+          <w:tcPr>
+            <w:tcW w:type="dxa" w:w="4759"/>
+            <w:vAlign w:val="center"/>
+          </w:tcPr>
+          <w:p>
+            <w:pPr>
+              <w:jc w:val="center"/>
+            </w:pPr>
+            <w:r/>
+            <w:r>
+              <w:rPr>
+                <w:rFonts w:ascii="微软雅黑" w:hAnsi="微软雅黑" w:eastAsia="微软雅黑"/>
+                <w:b w:val="0"/>
+                <w:sz w:val="19"/>
+              </w:rPr>
+              <w:t>passed</w:t>
+            </w:r>
+          </w:p>
+        </w:tc>
+      </w:tr>
+      <w:tr>
+        <w:tc>
+          <w:tcPr>
+            <w:tcW w:type="dxa" w:w="4759"/>
+            <w:vAlign w:val="center"/>
+          </w:tcPr>
+          <w:p>
+            <w:pPr>
+              <w:jc w:val="left"/>
+            </w:pPr>
+            <w:r/>
+            <w:r>
+              <w:rPr>
+                <w:rFonts w:ascii="微软雅黑" w:hAnsi="微软雅黑" w:eastAsia="微软雅黑"/>
+                <w:b w:val="0"/>
+                <w:sz w:val="19"/>
+              </w:rPr>
+              <w:t>错误镇街提交返回 422</w:t>
+            </w:r>
+          </w:p>
+        </w:tc>
+        <w:tc>
+          <w:tcPr>
+            <w:tcW w:type="dxa" w:w="4759"/>
+            <w:vAlign w:val="center"/>
+          </w:tcPr>
+          <w:p>
+            <w:pPr>
+              <w:jc w:val="center"/>
+            </w:pPr>
+            <w:r/>
+            <w:r>
+              <w:rPr>
+                <w:rFonts w:ascii="微软雅黑" w:hAnsi="微软雅黑" w:eastAsia="微软雅黑"/>
+                <w:b w:val="0"/>
+                <w:sz w:val="19"/>
+              </w:rPr>
+              <w:t>passed</w:t>
+            </w:r>
+          </w:p>
+        </w:tc>
+      </w:tr>
+      <w:tr>
+        <w:tc>
+          <w:tcPr>
+            <w:tcW w:type="dxa" w:w="4759"/>
+            <w:vAlign w:val="center"/>
+          </w:tcPr>
+          <w:p>
+            <w:pPr>
+              <w:jc w:val="left"/>
+            </w:pPr>
+            <w:r/>
+            <w:r>
+              <w:rPr>
+                <w:rFonts w:ascii="微软雅黑" w:hAnsi="微软雅黑" w:eastAsia="微软雅黑"/>
+                <w:b w:val="0"/>
+                <w:sz w:val="19"/>
+              </w:rPr>
+              <w:t>批量村庄包拆分记录</w:t>
+            </w:r>
+          </w:p>
+        </w:tc>
+        <w:tc>
+          <w:tcPr>
+            <w:tcW w:type="dxa" w:w="4759"/>
+            <w:vAlign w:val="center"/>
+          </w:tcPr>
+          <w:p>
+            <w:pPr>
+              <w:jc w:val="center"/>
+            </w:pPr>
+            <w:r/>
+            <w:r>
+              <w:rPr>
+                <w:rFonts w:ascii="微软雅黑" w:hAnsi="微软雅黑" w:eastAsia="微软雅黑"/>
+                <w:b w:val="0"/>
+                <w:sz w:val="19"/>
+              </w:rPr>
+              <w:t>passed</w:t>
+            </w:r>
+          </w:p>
+        </w:tc>
+      </w:tr>
+      <w:tr>
+        <w:tc>
+          <w:tcPr>
+            <w:tcW w:type="dxa" w:w="4759"/>
+            <w:vAlign w:val="center"/>
+          </w:tcPr>
+          <w:p>
+            <w:pPr>
+              <w:jc w:val="left"/>
+            </w:pPr>
+            <w:r/>
+            <w:r>
+              <w:rPr>
+                <w:rFonts w:ascii="微软雅黑" w:hAnsi="微软雅黑" w:eastAsia="微软雅黑"/>
+                <w:b w:val="0"/>
+                <w:sz w:val="19"/>
+              </w:rPr>
+              <w:t>批量村庄包重复同步不新增记录</w:t>
+            </w:r>
+          </w:p>
+        </w:tc>
+        <w:tc>
+          <w:tcPr>
+            <w:tcW w:type="dxa" w:w="4759"/>
+            <w:vAlign w:val="center"/>
+          </w:tcPr>
+          <w:p>
+            <w:pPr>
+              <w:jc w:val="center"/>
+            </w:pPr>
+            <w:r/>
+            <w:r>
+              <w:rPr>
+                <w:rFonts w:ascii="微软雅黑" w:hAnsi="微软雅黑" w:eastAsia="微软雅黑"/>
+                <w:b w:val="0"/>
+                <w:sz w:val="19"/>
+              </w:rPr>
+              <w:t>passed</w:t>
+            </w:r>
+          </w:p>
+        </w:tc>
+      </w:tr>
+      <w:tr>
+        <w:tc>
+          <w:tcPr>
+            <w:tcW w:type="dxa" w:w="4759"/>
+            <w:vAlign w:val="center"/>
+          </w:tcPr>
+          <w:p>
+            <w:pPr>
+              <w:jc w:val="left"/>
+            </w:pPr>
+            <w:r/>
+            <w:r>
+              <w:rPr>
+                <w:rFonts w:ascii="微软雅黑" w:hAnsi="微软雅黑" w:eastAsia="微软雅黑"/>
+                <w:b w:val="0"/>
+                <w:sz w:val="19"/>
+              </w:rPr>
+              <w:t>数据库批量记录数正确</w:t>
+            </w:r>
+          </w:p>
+        </w:tc>
+        <w:tc>
+          <w:tcPr>
+            <w:tcW w:type="dxa" w:w="4759"/>
+            <w:vAlign w:val="center"/>
+          </w:tcPr>
+          <w:p>
+            <w:pPr>
+              <w:jc w:val="center"/>
+            </w:pPr>
+            <w:r/>
+            <w:r>
+              <w:rPr>
+                <w:rFonts w:ascii="微软雅黑" w:hAnsi="微软雅黑" w:eastAsia="微软雅黑"/>
+                <w:b w:val="0"/>
+                <w:sz w:val="19"/>
+              </w:rPr>
+              <w:t>passed</w:t>
+            </w:r>
+          </w:p>
+        </w:tc>
+      </w:tr>
+      <w:tr>
+        <w:tc>
+          <w:tcPr>
+            <w:tcW w:type="dxa" w:w="4759"/>
+            <w:vAlign w:val="center"/>
+          </w:tcPr>
+          <w:p>
+            <w:pPr>
+              <w:jc w:val="left"/>
+            </w:pPr>
+            <w:r/>
+            <w:r>
+              <w:rPr>
+                <w:rFonts w:ascii="微软雅黑" w:hAnsi="微软雅黑" w:eastAsia="微软雅黑"/>
+                <w:b w:val="0"/>
+                <w:sz w:val="19"/>
+              </w:rPr>
+              <w:t>附件绑定错误评分被拒绝</w:t>
+            </w:r>
+          </w:p>
+        </w:tc>
+        <w:tc>
+          <w:tcPr>
+            <w:tcW w:type="dxa" w:w="4759"/>
+            <w:vAlign w:val="center"/>
+          </w:tcPr>
+          <w:p>
+            <w:pPr>
+              <w:jc w:val="center"/>
+            </w:pPr>
+            <w:r/>
+            <w:r>
+              <w:rPr>
+                <w:rFonts w:ascii="微软雅黑" w:hAnsi="微软雅黑" w:eastAsia="微软雅黑"/>
+                <w:b w:val="0"/>
+                <w:sz w:val="19"/>
+              </w:rPr>
+              <w:t>passed</w:t>
+            </w:r>
+          </w:p>
+        </w:tc>
+      </w:tr>
+      <w:tr>
+        <w:tc>
+          <w:tcPr>
+            <w:tcW w:type="dxa" w:w="4759"/>
+            <w:vAlign w:val="center"/>
+          </w:tcPr>
+          <w:p>
+            <w:pPr>
+              <w:jc w:val="left"/>
+            </w:pPr>
+            <w:r/>
+            <w:r>
+              <w:rPr>
+                <w:rFonts w:ascii="微软雅黑" w:hAnsi="微软雅黑" w:eastAsia="微软雅黑"/>
+                <w:b w:val="0"/>
+                <w:sz w:val="19"/>
+              </w:rPr>
+              <w:t>附件绑定正确评分成功</w:t>
+            </w:r>
+          </w:p>
+        </w:tc>
+        <w:tc>
+          <w:tcPr>
+            <w:tcW w:type="dxa" w:w="4759"/>
+            <w:vAlign w:val="center"/>
+          </w:tcPr>
+          <w:p>
+            <w:pPr>
+              <w:jc w:val="center"/>
+            </w:pPr>
+            <w:r/>
+            <w:r>
+              <w:rPr>
+                <w:rFonts w:ascii="微软雅黑" w:hAnsi="微软雅黑" w:eastAsia="微软雅黑"/>
+                <w:b w:val="0"/>
+                <w:sz w:val="19"/>
+              </w:rPr>
+              <w:t>passed</w:t>
+            </w:r>
+          </w:p>
+        </w:tc>
+      </w:tr>
+      <w:tr>
+        <w:tc>
+          <w:tcPr>
+            <w:tcW w:type="dxa" w:w="4759"/>
+            <w:vAlign w:val="center"/>
+          </w:tcPr>
+          <w:p>
+            <w:pPr>
+              <w:jc w:val="left"/>
+            </w:pPr>
+            <w:r/>
+            <w:r>
+              <w:rPr>
+                <w:rFonts w:ascii="微软雅黑" w:hAnsi="微软雅黑" w:eastAsia="微软雅黑"/>
+                <w:b w:val="0"/>
+                <w:sz w:val="19"/>
+              </w:rPr>
+              <w:t>锁定后移动端评分修改被拒绝</w:t>
+            </w:r>
+          </w:p>
+        </w:tc>
+        <w:tc>
+          <w:tcPr>
+            <w:tcW w:type="dxa" w:w="4759"/>
+            <w:vAlign w:val="center"/>
+          </w:tcPr>
+          <w:p>
+            <w:pPr>
+              <w:jc w:val="center"/>
+            </w:pPr>
+            <w:r/>
+            <w:r>
+              <w:rPr>
+                <w:rFonts w:ascii="微软雅黑" w:hAnsi="微软雅黑" w:eastAsia="微软雅黑"/>
+                <w:b w:val="0"/>
+                <w:sz w:val="19"/>
+              </w:rPr>
+              <w:t>passed</w:t>
+            </w:r>
+          </w:p>
+        </w:tc>
+      </w:tr>
+      <w:tr>
+        <w:tc>
+          <w:tcPr>
+            <w:tcW w:type="dxa" w:w="4759"/>
+            <w:vAlign w:val="center"/>
+          </w:tcPr>
+          <w:p>
+            <w:pPr>
+              <w:jc w:val="left"/>
+            </w:pPr>
+            <w:r/>
+            <w:r>
+              <w:rPr>
+                <w:rFonts w:ascii="微软雅黑" w:hAnsi="微软雅黑" w:eastAsia="微软雅黑"/>
+                <w:b w:val="0"/>
+                <w:sz w:val="19"/>
+              </w:rPr>
+              <w:t>锁定后后台删除被拒绝</w:t>
+            </w:r>
+          </w:p>
+        </w:tc>
+        <w:tc>
+          <w:tcPr>
+            <w:tcW w:type="dxa" w:w="4759"/>
+            <w:vAlign w:val="center"/>
+          </w:tcPr>
+          <w:p>
+            <w:pPr>
+              <w:jc w:val="center"/>
+            </w:pPr>
+            <w:r/>
+            <w:r>
+              <w:rPr>
+                <w:rFonts w:ascii="微软雅黑" w:hAnsi="微软雅黑" w:eastAsia="微软雅黑"/>
+                <w:b w:val="0"/>
+                <w:sz w:val="19"/>
+              </w:rPr>
+              <w:t>passed</w:t>
+            </w:r>
+          </w:p>
+        </w:tc>
+      </w:tr>
+      <w:tr>
+        <w:tc>
+          <w:tcPr>
+            <w:tcW w:type="dxa" w:w="4759"/>
+            <w:vAlign w:val="center"/>
+          </w:tcPr>
+          <w:p>
+            <w:pPr>
+              <w:jc w:val="center"/>
+            </w:pPr>
+            <w:r/>
+            <w:r>
+              <w:rPr>
+                <w:rFonts w:ascii="微软雅黑" w:hAnsi="微软雅黑" w:eastAsia="微软雅黑"/>
+                <w:b w:val="0"/>
+                <w:sz w:val="19"/>
+              </w:rPr>
+              <w:t>缺照片风险可筛出</w:t>
+            </w:r>
+          </w:p>
+        </w:tc>
+        <w:tc>
+          <w:tcPr>
+            <w:tcW w:type="dxa" w:w="4759"/>
+            <w:vAlign w:val="center"/>
+          </w:tcPr>
+          <w:p>
+            <w:pPr>
+              <w:jc w:val="center"/>
+            </w:pPr>
+            <w:r/>
+            <w:r>
+              <w:rPr>
+                <w:rFonts w:ascii="微软雅黑" w:hAnsi="微软雅黑" w:eastAsia="微软雅黑"/>
+                <w:b w:val="0"/>
+                <w:sz w:val="19"/>
+              </w:rPr>
+              <w:t>passed</w:t>
+            </w:r>
+          </w:p>
+        </w:tc>
+      </w:tr>
+      <w:tr>
+        <w:tc>
+          <w:tcPr>
+            <w:tcW w:type="dxa" w:w="4759"/>
+            <w:vAlign w:val="center"/>
+          </w:tcPr>
+          <w:p>
+            <w:pPr>
+              <w:jc w:val="center"/>
+            </w:pPr>
+            <w:r/>
+            <w:r>
+              <w:rPr>
+                <w:rFonts w:ascii="微软雅黑" w:hAnsi="微软雅黑" w:eastAsia="微软雅黑"/>
+                <w:b w:val="0"/>
+                <w:sz w:val="19"/>
+              </w:rPr>
+              <w:t>低分风险可筛出</w:t>
+            </w:r>
+          </w:p>
+        </w:tc>
+        <w:tc>
+          <w:tcPr>
+            <w:tcW w:type="dxa" w:w="4759"/>
+            <w:vAlign w:val="center"/>
+          </w:tcPr>
+          <w:p>
+            <w:pPr>
+              <w:jc w:val="center"/>
+            </w:pPr>
+            <w:r/>
+            <w:r>
+              <w:rPr>
+                <w:rFonts w:ascii="微软雅黑" w:hAnsi="微软雅黑" w:eastAsia="微软雅黑"/>
+                <w:b w:val="0"/>
+                <w:sz w:val="19"/>
+              </w:rPr>
+              <w:t>passed</w:t>
+            </w:r>
+          </w:p>
+        </w:tc>
+      </w:tr>
+      <w:tr>
+        <w:tc>
+          <w:tcPr>
+            <w:tcW w:type="dxa" w:w="4759"/>
+            <w:vAlign w:val="center"/>
+          </w:tcPr>
+          <w:p>
+            <w:pPr>
+              <w:jc w:val="center"/>
+            </w:pPr>
+            <w:r/>
+            <w:r>
+              <w:rPr>
+                <w:rFonts w:ascii="微软雅黑" w:hAnsi="微软雅黑" w:eastAsia="微软雅黑"/>
+                <w:b w:val="0"/>
+                <w:sz w:val="19"/>
+              </w:rPr>
+              <w:t>提交记录可退回</w:t>
+            </w:r>
+          </w:p>
+        </w:tc>
+        <w:tc>
+          <w:tcPr>
+            <w:tcW w:type="dxa" w:w="4759"/>
+            <w:vAlign w:val="center"/>
+          </w:tcPr>
+          <w:p>
+            <w:pPr>
+              <w:jc w:val="center"/>
+            </w:pPr>
+            <w:r/>
+            <w:r>
+              <w:rPr>
+                <w:rFonts w:ascii="微软雅黑" w:hAnsi="微软雅黑" w:eastAsia="微软雅黑"/>
+                <w:b w:val="0"/>
+                <w:sz w:val="19"/>
+              </w:rPr>
+              <w:t>passed</w:t>
+            </w:r>
+          </w:p>
+        </w:tc>
+      </w:tr>
+      <w:tr>
+        <w:tc>
+          <w:tcPr>
+            <w:tcW w:type="dxa" w:w="4759"/>
+            <w:vAlign w:val="center"/>
+          </w:tcPr>
+          <w:p>
+            <w:pPr>
+              <w:jc w:val="left"/>
+            </w:pPr>
+            <w:r/>
+            <w:r>
+              <w:rPr>
+                <w:rFonts w:ascii="微软雅黑" w:hAnsi="微软雅黑" w:eastAsia="微软雅黑"/>
+                <w:b w:val="0"/>
+                <w:sz w:val="19"/>
+              </w:rPr>
+              <w:t>退回后重复同步仍复用原记录</w:t>
+            </w:r>
+          </w:p>
+        </w:tc>
+        <w:tc>
+          <w:tcPr>
+            <w:tcW w:type="dxa" w:w="4759"/>
+            <w:vAlign w:val="center"/>
+          </w:tcPr>
+          <w:p>
+            <w:pPr>
+              <w:jc w:val="center"/>
+            </w:pPr>
+            <w:r/>
+            <w:r>
+              <w:rPr>
+                <w:rFonts w:ascii="微软雅黑" w:hAnsi="微软雅黑" w:eastAsia="微软雅黑"/>
+                <w:b w:val="0"/>
+                <w:sz w:val="19"/>
+              </w:rPr>
+              <w:t>passed</w:t>
+            </w:r>
+          </w:p>
+        </w:tc>
+      </w:tr>
+      <w:tr>
+        <w:tc>
+          <w:tcPr>
+            <w:tcW w:type="dxa" w:w="4759"/>
+            <w:vAlign w:val="center"/>
+          </w:tcPr>
+          <w:p>
+            <w:pPr>
+              <w:jc w:val="left"/>
+            </w:pPr>
+            <w:r/>
+            <w:r>
+              <w:rPr>
+                <w:rFonts w:ascii="微软雅黑" w:hAnsi="微软雅黑" w:eastAsia="微软雅黑"/>
+                <w:b w:val="0"/>
+                <w:sz w:val="19"/>
+              </w:rPr>
+              <w:t>退回补正后可重新提交</w:t>
+            </w:r>
+          </w:p>
+        </w:tc>
+        <w:tc>
+          <w:tcPr>
+            <w:tcW w:type="dxa" w:w="4759"/>
+            <w:vAlign w:val="center"/>
+          </w:tcPr>
+          <w:p>
+            <w:pPr>
+              <w:jc w:val="center"/>
+            </w:pPr>
+            <w:r/>
+            <w:r>
+              <w:rPr>
+                <w:rFonts w:ascii="微软雅黑" w:hAnsi="微软雅黑" w:eastAsia="微软雅黑"/>
+                <w:b w:val="0"/>
+                <w:sz w:val="19"/>
+              </w:rPr>
+              <w:t>passed</w:t>
+            </w:r>
+          </w:p>
+        </w:tc>
+      </w:tr>
+      <w:tr>
+        <w:tc>
+          <w:tcPr>
+            <w:tcW w:type="dxa" w:w="4759"/>
+            <w:vAlign w:val="center"/>
+          </w:tcPr>
+          <w:p>
+            <w:pPr>
+              <w:jc w:val="left"/>
+            </w:pPr>
+            <w:r/>
+            <w:r>
+              <w:rPr>
+                <w:rFonts w:ascii="微软雅黑" w:hAnsi="微软雅黑" w:eastAsia="微软雅黑"/>
+                <w:b w:val="0"/>
+                <w:sz w:val="19"/>
+              </w:rPr>
+              <w:t>无复核数据镇街报告被拦截</w:t>
+            </w:r>
+          </w:p>
+        </w:tc>
+        <w:tc>
+          <w:tcPr>
+            <w:tcW w:type="dxa" w:w="4759"/>
+            <w:vAlign w:val="center"/>
+          </w:tcPr>
+          <w:p>
+            <w:pPr>
+              <w:jc w:val="center"/>
+            </w:pPr>
+            <w:r/>
+            <w:r>
+              <w:rPr>
+                <w:rFonts w:ascii="微软雅黑" w:hAnsi="微软雅黑" w:eastAsia="微软雅黑"/>
+                <w:b w:val="0"/>
+                <w:sz w:val="19"/>
+              </w:rPr>
+              <w:t>passed</w:t>
+            </w:r>
+          </w:p>
+        </w:tc>
+      </w:tr>
+      <w:tr>
+        <w:tc>
+          <w:tcPr>
+            <w:tcW w:type="dxa" w:w="4759"/>
+            <w:vAlign w:val="center"/>
+          </w:tcPr>
+          <w:p>
+            <w:pPr>
+              <w:jc w:val="left"/>
+            </w:pPr>
+            <w:r/>
+            <w:r>
+              <w:rPr>
+                <w:rFonts w:ascii="微软雅黑" w:hAnsi="微软雅黑" w:eastAsia="微软雅黑"/>
+                <w:b w:val="0"/>
+                <w:sz w:val="19"/>
+              </w:rPr>
+              <w:t>多镇街报告任务创建成功</w:t>
+            </w:r>
+          </w:p>
+        </w:tc>
+        <w:tc>
+          <w:tcPr>
+            <w:tcW w:type="dxa" w:w="4759"/>
+            <w:vAlign w:val="center"/>
+          </w:tcPr>
+          <w:p>
+            <w:pPr>
+              <w:jc w:val="center"/>
+            </w:pPr>
+            <w:r/>
+            <w:r>
+              <w:rPr>
+                <w:rFonts w:ascii="微软雅黑" w:hAnsi="微软雅黑" w:eastAsia="微软雅黑"/>
+                <w:b w:val="0"/>
+                <w:sz w:val="19"/>
+              </w:rPr>
+              <w:t>passed</w:t>
+            </w:r>
+          </w:p>
+        </w:tc>
+      </w:tr>
+      <w:tr>
+        <w:tc>
+          <w:tcPr>
+            <w:tcW w:type="dxa" w:w="4759"/>
+            <w:vAlign w:val="center"/>
+          </w:tcPr>
+          <w:p>
+            <w:pPr>
+              <w:jc w:val="left"/>
+            </w:pPr>
+            <w:r/>
+            <w:r>
+              <w:rPr>
+                <w:rFonts w:ascii="微软雅黑" w:hAnsi="微软雅黑" w:eastAsia="微软雅黑"/>
+                <w:b w:val="0"/>
+                <w:sz w:val="19"/>
+              </w:rPr>
+              <w:t>多镇街报告任务完成</w:t>
+            </w:r>
+          </w:p>
+        </w:tc>
+        <w:tc>
+          <w:tcPr>
+            <w:tcW w:type="dxa" w:w="4759"/>
+            <w:vAlign w:val="center"/>
+          </w:tcPr>
+          <w:p>
+            <w:pPr>
+              <w:jc w:val="center"/>
+            </w:pPr>
+            <w:r/>
+            <w:r>
+              <w:rPr>
+                <w:rFonts w:ascii="微软雅黑" w:hAnsi="微软雅黑" w:eastAsia="微软雅黑"/>
+                <w:b w:val="0"/>
+                <w:sz w:val="19"/>
+              </w:rPr>
+              <w:t>passed</w:t>
+            </w:r>
+          </w:p>
+        </w:tc>
+      </w:tr>
+      <w:tr>
+        <w:tc>
+          <w:tcPr>
+            <w:tcW w:type="dxa" w:w="4759"/>
+            <w:vAlign w:val="center"/>
+          </w:tcPr>
+          <w:p>
+            <w:pPr>
+              <w:jc w:val="left"/>
+            </w:pPr>
+            <w:r/>
+            <w:r>
+              <w:rPr>
+                <w:rFonts w:ascii="微软雅黑" w:hAnsi="微软雅黑" w:eastAsia="微软雅黑"/>
+                <w:b w:val="0"/>
+                <w:sz w:val="19"/>
+              </w:rPr>
+              <w:t>多镇街报告至少生成两份</w:t>
+            </w:r>
+          </w:p>
+        </w:tc>
+        <w:tc>
+          <w:tcPr>
+            <w:tcW w:type="dxa" w:w="4759"/>
+            <w:vAlign w:val="center"/>
+          </w:tcPr>
+          <w:p>
+            <w:pPr>
+              <w:jc w:val="center"/>
+            </w:pPr>
+            <w:r/>
+            <w:r>
+              <w:rPr>
+                <w:rFonts w:ascii="微软雅黑" w:hAnsi="微软雅黑" w:eastAsia="微软雅黑"/>
+                <w:b w:val="0"/>
+                <w:sz w:val="19"/>
+              </w:rPr>
+              <w:t>passed</w:t>
+            </w:r>
+          </w:p>
+        </w:tc>
+      </w:tr>
+      <w:tr>
+        <w:tc>
+          <w:tcPr>
+            <w:tcW w:type="dxa" w:w="4759"/>
+            <w:vAlign w:val="center"/>
+          </w:tcPr>
+          <w:p>
+            <w:pPr>
+              <w:jc w:val="center"/>
+            </w:pPr>
+            <w:r/>
+            <w:r>
+              <w:rPr>
+                <w:rFonts w:ascii="微软雅黑" w:hAnsi="微软雅黑" w:eastAsia="微软雅黑"/>
+                <w:b w:val="0"/>
+                <w:sz w:val="19"/>
+              </w:rPr>
+              <w:t>生成报告均可下载</w:t>
+            </w:r>
+          </w:p>
+        </w:tc>
+        <w:tc>
+          <w:tcPr>
+            <w:tcW w:type="dxa" w:w="4759"/>
+            <w:vAlign w:val="center"/>
+          </w:tcPr>
+          <w:p>
+            <w:pPr>
+              <w:jc w:val="center"/>
+            </w:pPr>
+            <w:r/>
+            <w:r>
+              <w:rPr>
+                <w:rFonts w:ascii="微软雅黑" w:hAnsi="微软雅黑" w:eastAsia="微软雅黑"/>
+                <w:b w:val="0"/>
+                <w:sz w:val="19"/>
+              </w:rPr>
+              <w:t>passed</w:t>
+            </w:r>
+          </w:p>
+        </w:tc>
+      </w:tr>
+      <w:tr>
+        <w:tc>
+          <w:tcPr>
+            <w:tcW w:type="dxa" w:w="4759"/>
+            <w:vAlign w:val="center"/>
+          </w:tcPr>
+          <w:p>
+            <w:pPr>
+              <w:jc w:val="left"/>
+            </w:pPr>
+            <w:r/>
+            <w:r>
+              <w:rPr>
+                <w:rFonts w:ascii="微软雅黑" w:hAnsi="微软雅黑" w:eastAsia="微软雅黑"/>
+                <w:b w:val="0"/>
+                <w:sz w:val="19"/>
+              </w:rPr>
+              <w:t>后台看板包含多镇街同步结果</w:t>
+            </w:r>
+          </w:p>
+        </w:tc>
+        <w:tc>
+          <w:tcPr>
+            <w:tcW w:type="dxa" w:w="4759"/>
+            <w:vAlign w:val="center"/>
+          </w:tcPr>
+          <w:p>
+            <w:pPr>
+              <w:jc w:val="center"/>
+            </w:pPr>
+            <w:r/>
+            <w:r>
+              <w:rPr>
+                <w:rFonts w:ascii="微软雅黑" w:hAnsi="微软雅黑" w:eastAsia="微软雅黑"/>
+                <w:b w:val="0"/>
+                <w:sz w:val="19"/>
+              </w:rPr>
+              <w:t>passed</w:t>
+            </w:r>
+          </w:p>
+        </w:tc>
+      </w:tr>
+    </w:tbl>
+    <w:p/>
+    <w:p>
+      <w:pPr>
+        <w:pStyle w:val="Heading1"/>
+      </w:pPr>
+      <w:r>
+        <w:rPr>
+          <w:rFonts w:ascii="微软雅黑" w:hAnsi="微软雅黑" w:eastAsia="微软雅黑"/>
+          <w:color w:val="2E74B5"/>
+        </w:rPr>
+        <w:t>四-2、DOCX 文件级验收</w:t>
+      </w:r>
+    </w:p>
+    <w:tbl>
+      <w:tblPr>
+        <w:tblStyle w:val="TableGrid"/>
+        <w:tblW w:type="auto" w:w="0"/>
+        <w:tblLayout w:type="autofit"/>
+        <w:tblLook w:firstColumn="1" w:firstRow="1" w:lastColumn="0" w:lastRow="0" w:noHBand="0" w:noVBand="1" w:val="04A0"/>
+      </w:tblPr>
+      <w:tblGrid>
+        <w:gridCol w:w="4759"/>
+        <w:gridCol w:w="4759"/>
+      </w:tblGrid>
+      <w:tr>
+        <w:tc>
+          <w:tcPr>
+            <w:tcW w:type="dxa" w:w="4759"/>
+            <w:shd w:fill="E8EEF5"/>
+            <w:vAlign w:val="center"/>
+          </w:tcPr>
+          <w:p>
+            <w:pPr>
+              <w:jc w:val="center"/>
+            </w:pPr>
+            <w:r/>
+            <w:r>
+              <w:rPr>
+                <w:rFonts w:ascii="微软雅黑" w:hAnsi="微软雅黑" w:eastAsia="微软雅黑"/>
+                <w:b/>
+                <w:sz w:val="19"/>
+              </w:rPr>
+              <w:t>检查项</w:t>
+            </w:r>
+          </w:p>
+        </w:tc>
+        <w:tc>
+          <w:tcPr>
+            <w:tcW w:type="dxa" w:w="4759"/>
+            <w:shd w:fill="E8EEF5"/>
+            <w:vAlign w:val="center"/>
+          </w:tcPr>
+          <w:p>
+            <w:pPr>
+              <w:jc w:val="center"/>
+            </w:pPr>
+            <w:r/>
+            <w:r>
+              <w:rPr>
+                <w:rFonts w:ascii="微软雅黑" w:hAnsi="微软雅黑" w:eastAsia="微软雅黑"/>
+                <w:b/>
+                <w:sz w:val="19"/>
+              </w:rPr>
+              <w:t>结果</w:t>
+            </w:r>
+          </w:p>
+        </w:tc>
+      </w:tr>
+      <w:tr>
+        <w:tc>
+          <w:tcPr>
+            <w:tcW w:type="dxa" w:w="4759"/>
+            <w:vAlign w:val="center"/>
+          </w:tcPr>
+          <w:p>
+            <w:pPr>
+              <w:jc w:val="center"/>
+            </w:pPr>
+            <w:r/>
+            <w:r>
+              <w:rPr>
+                <w:rFonts w:ascii="微软雅黑" w:hAnsi="微软雅黑" w:eastAsia="微软雅黑"/>
+                <w:b w:val="0"/>
+                <w:sz w:val="19"/>
+              </w:rPr>
+              <w:t>总体结果</w:t>
+            </w:r>
+          </w:p>
+        </w:tc>
+        <w:tc>
+          <w:tcPr>
+            <w:tcW w:type="dxa" w:w="4759"/>
+            <w:vAlign w:val="center"/>
+          </w:tcPr>
+          <w:p>
+            <w:pPr>
+              <w:jc w:val="center"/>
+            </w:pPr>
+            <w:r/>
+            <w:r>
+              <w:rPr>
+                <w:rFonts w:ascii="微软雅黑" w:hAnsi="微软雅黑" w:eastAsia="微软雅黑"/>
+                <w:b w:val="0"/>
+                <w:sz w:val="19"/>
+              </w:rPr>
+              <w:t>通过</w:t>
+            </w:r>
+          </w:p>
+        </w:tc>
+      </w:tr>
+      <w:tr>
+        <w:tc>
+          <w:tcPr>
+            <w:tcW w:type="dxa" w:w="4759"/>
+            <w:vAlign w:val="center"/>
+          </w:tcPr>
+          <w:p>
+            <w:pPr>
+              <w:jc w:val="center"/>
+            </w:pPr>
+            <w:r/>
+            <w:r>
+              <w:rPr>
+                <w:rFonts w:ascii="微软雅黑" w:hAnsi="微软雅黑" w:eastAsia="微软雅黑"/>
+                <w:b w:val="0"/>
+                <w:sz w:val="19"/>
+              </w:rPr>
+              <w:t>检查文件数量</w:t>
+            </w:r>
+          </w:p>
+        </w:tc>
+        <w:tc>
+          <w:tcPr>
+            <w:tcW w:type="dxa" w:w="4759"/>
+            <w:vAlign w:val="center"/>
+          </w:tcPr>
+          <w:p>
+            <w:pPr>
+              <w:jc w:val="center"/>
+            </w:pPr>
+            <w:r/>
+            <w:r>
+              <w:rPr>
+                <w:rFonts w:ascii="微软雅黑" w:hAnsi="微软雅黑" w:eastAsia="微软雅黑"/>
+                <w:b w:val="0"/>
+                <w:sz w:val="19"/>
+              </w:rPr>
+              <w:t>5</w:t>
+            </w:r>
+          </w:p>
+        </w:tc>
+      </w:tr>
+      <w:tr>
+        <w:tc>
+          <w:tcPr>
+            <w:tcW w:type="dxa" w:w="4759"/>
+            <w:vAlign w:val="center"/>
+          </w:tcPr>
+          <w:p>
+            <w:pPr>
+              <w:jc w:val="center"/>
+            </w:pPr>
+            <w:r/>
+            <w:r>
+              <w:rPr>
+                <w:rFonts w:ascii="微软雅黑" w:hAnsi="微软雅黑" w:eastAsia="微软雅黑"/>
+                <w:b w:val="0"/>
+                <w:sz w:val="19"/>
+              </w:rPr>
+              <w:t>涉及镇街</w:t>
+            </w:r>
+          </w:p>
+        </w:tc>
+        <w:tc>
+          <w:tcPr>
+            <w:tcW w:type="dxa" w:w="4759"/>
+            <w:vAlign w:val="center"/>
+          </w:tcPr>
+          <w:p>
+            <w:pPr>
+              <w:jc w:val="left"/>
+            </w:pPr>
+            <w:r/>
+            <w:r>
+              <w:rPr>
+                <w:rFonts w:ascii="微软雅黑" w:hAnsi="微软雅黑" w:eastAsia="微软雅黑"/>
+                <w:b w:val="0"/>
+                <w:sz w:val="19"/>
+              </w:rPr>
+              <w:t>北陡镇、广海镇、赤溪镇</w:t>
+            </w:r>
+          </w:p>
+        </w:tc>
+      </w:tr>
+      <w:tr>
+        <w:tc>
+          <w:tcPr>
+            <w:tcW w:type="dxa" w:w="4759"/>
+            <w:vAlign w:val="center"/>
+          </w:tcPr>
+          <w:p>
+            <w:pPr>
+              <w:jc w:val="center"/>
+            </w:pPr>
+            <w:r/>
+            <w:r>
+              <w:rPr>
+                <w:rFonts w:ascii="微软雅黑" w:hAnsi="微软雅黑" w:eastAsia="微软雅黑"/>
+                <w:b w:val="0"/>
+                <w:sz w:val="19"/>
+              </w:rPr>
+              <w:t>生成报告</w:t>
+            </w:r>
+          </w:p>
+        </w:tc>
+        <w:tc>
+          <w:tcPr>
+            <w:tcW w:type="dxa" w:w="4759"/>
+            <w:vAlign w:val="center"/>
+          </w:tcPr>
+          <w:p>
+            <w:pPr>
+              <w:jc w:val="left"/>
+            </w:pPr>
+            <w:r/>
+            <w:r>
+              <w:rPr>
+                <w:rFonts w:ascii="微软雅黑" w:hAnsi="微软雅黑" w:eastAsia="微软雅黑"/>
+                <w:b w:val="0"/>
+                <w:sz w:val="19"/>
+              </w:rPr>
+              <w:t>北陡镇2023年下半年度村级设施考核报告（正文）.docx；广海镇2023年下半年度村级设施考核报告（正文）.docx；赤溪镇2023年下半年度村级设施考核报告（正文）.docx；项目2023年下半年度村级设施考核报告（正文）.docx</w:t>
+            </w:r>
+          </w:p>
+        </w:tc>
+      </w:tr>
+    </w:tbl>
+    <w:p/>
+    <w:tbl>
+      <w:tblPr>
+        <w:tblStyle w:val="TableGrid"/>
+        <w:tblW w:type="auto" w:w="0"/>
+        <w:tblLayout w:type="autofit"/>
+        <w:tblLook w:firstColumn="1" w:firstRow="1" w:lastColumn="0" w:lastRow="0" w:noHBand="0" w:noVBand="1" w:val="04A0"/>
+      </w:tblPr>
+      <w:tblGrid>
+        <w:gridCol w:w="3173"/>
+        <w:gridCol w:w="3173"/>
+        <w:gridCol w:w="3173"/>
+      </w:tblGrid>
+      <w:tr>
+        <w:tc>
+          <w:tcPr>
+            <w:tcW w:type="dxa" w:w="3173"/>
+            <w:shd w:fill="E8EEF5"/>
+            <w:vAlign w:val="center"/>
+          </w:tcPr>
+          <w:p>
+            <w:pPr>
+              <w:jc w:val="center"/>
+            </w:pPr>
+            <w:r/>
+            <w:r>
+              <w:rPr>
+                <w:rFonts w:ascii="微软雅黑" w:hAnsi="微软雅黑" w:eastAsia="微软雅黑"/>
+                <w:b/>
+                <w:sz w:val="19"/>
+              </w:rPr>
+              <w:t>文件</w:t>
+            </w:r>
+          </w:p>
+        </w:tc>
+        <w:tc>
+          <w:tcPr>
+            <w:tcW w:type="dxa" w:w="3173"/>
+            <w:shd w:fill="E8EEF5"/>
+            <w:vAlign w:val="center"/>
+          </w:tcPr>
+          <w:p>
+            <w:pPr>
+              <w:jc w:val="center"/>
+            </w:pPr>
+            <w:r/>
+            <w:r>
+              <w:rPr>
+                <w:rFonts w:ascii="微软雅黑" w:hAnsi="微软雅黑" w:eastAsia="微软雅黑"/>
+                <w:b/>
+                <w:sz w:val="19"/>
+              </w:rPr>
+              <w:t>结果</w:t>
+            </w:r>
+          </w:p>
+        </w:tc>
+        <w:tc>
+          <w:tcPr>
+            <w:tcW w:type="dxa" w:w="3173"/>
+            <w:shd w:fill="E8EEF5"/>
+            <w:vAlign w:val="center"/>
+          </w:tcPr>
+          <w:p>
+            <w:pPr>
+              <w:jc w:val="center"/>
+            </w:pPr>
+            <w:r/>
+            <w:r>
+              <w:rPr>
+                <w:rFonts w:ascii="微软雅黑" w:hAnsi="微软雅黑" w:eastAsia="微软雅黑"/>
+                <w:b/>
+                <w:sz w:val="19"/>
+              </w:rPr>
+              <w:t>问题</w:t>
+            </w:r>
+          </w:p>
+        </w:tc>
+      </w:tr>
+      <w:tr>
+        <w:tc>
+          <w:tcPr>
+            <w:tcW w:type="dxa" w:w="3173"/>
+            <w:vAlign w:val="center"/>
+          </w:tcPr>
+          <w:p>
+            <w:pPr>
+              <w:jc w:val="left"/>
+            </w:pPr>
+            <w:r/>
+            <w:r>
+              <w:rPr>
+                <w:rFonts w:ascii="微软雅黑" w:hAnsi="微软雅黑" w:eastAsia="微软雅黑"/>
+                <w:b w:val="0"/>
+                <w:sz w:val="19"/>
+              </w:rPr>
+              <w:t>北陡镇2023年下半年度村级设施考核报告（正文）.docx</w:t>
+            </w:r>
+          </w:p>
+        </w:tc>
+        <w:tc>
+          <w:tcPr>
+            <w:tcW w:type="dxa" w:w="3173"/>
+            <w:vAlign w:val="center"/>
+          </w:tcPr>
+          <w:p>
+            <w:pPr>
+              <w:jc w:val="center"/>
+            </w:pPr>
+            <w:r/>
+            <w:r>
+              <w:rPr>
+                <w:rFonts w:ascii="微软雅黑" w:hAnsi="微软雅黑" w:eastAsia="微软雅黑"/>
+                <w:b w:val="0"/>
+                <w:sz w:val="19"/>
+              </w:rPr>
+              <w:t>通过</w:t>
+            </w:r>
+          </w:p>
+        </w:tc>
+        <w:tc>
+          <w:tcPr>
+            <w:tcW w:type="dxa" w:w="3173"/>
+            <w:vAlign w:val="center"/>
+          </w:tcPr>
+          <w:p>
+            <w:pPr>
+              <w:jc w:val="center"/>
+            </w:pPr>
+            <w:r/>
+            <w:r>
+              <w:rPr>
+                <w:rFonts w:ascii="微软雅黑" w:hAnsi="微软雅黑" w:eastAsia="微软雅黑"/>
+                <w:b w:val="0"/>
+                <w:sz w:val="19"/>
+              </w:rPr>
+              <w:t>无</w:t>
+            </w:r>
+          </w:p>
+        </w:tc>
+      </w:tr>
+      <w:tr>
+        <w:tc>
+          <w:tcPr>
+            <w:tcW w:type="dxa" w:w="3173"/>
+            <w:vAlign w:val="center"/>
+          </w:tcPr>
+          <w:p>
+            <w:pPr>
+              <w:jc w:val="left"/>
+            </w:pPr>
+            <w:r/>
+            <w:r>
+              <w:rPr>
+                <w:rFonts w:ascii="微软雅黑" w:hAnsi="微软雅黑" w:eastAsia="微软雅黑"/>
+                <w:b w:val="0"/>
+                <w:sz w:val="19"/>
+              </w:rPr>
+              <w:t>广海镇2023年下半年度村级设施考核报告（正文）.docx</w:t>
+            </w:r>
+          </w:p>
+        </w:tc>
+        <w:tc>
+          <w:tcPr>
+            <w:tcW w:type="dxa" w:w="3173"/>
+            <w:vAlign w:val="center"/>
+          </w:tcPr>
+          <w:p>
+            <w:pPr>
+              <w:jc w:val="center"/>
+            </w:pPr>
+            <w:r/>
+            <w:r>
+              <w:rPr>
+                <w:rFonts w:ascii="微软雅黑" w:hAnsi="微软雅黑" w:eastAsia="微软雅黑"/>
+                <w:b w:val="0"/>
+                <w:sz w:val="19"/>
+              </w:rPr>
+              <w:t>通过</w:t>
+            </w:r>
+          </w:p>
+        </w:tc>
+        <w:tc>
+          <w:tcPr>
+            <w:tcW w:type="dxa" w:w="3173"/>
+            <w:vAlign w:val="center"/>
+          </w:tcPr>
+          <w:p>
+            <w:pPr>
+              <w:jc w:val="center"/>
+            </w:pPr>
+            <w:r/>
+            <w:r>
+              <w:rPr>
+                <w:rFonts w:ascii="微软雅黑" w:hAnsi="微软雅黑" w:eastAsia="微软雅黑"/>
+                <w:b w:val="0"/>
+                <w:sz w:val="19"/>
+              </w:rPr>
+              <w:t>无</w:t>
+            </w:r>
+          </w:p>
+        </w:tc>
+      </w:tr>
+      <w:tr>
+        <w:tc>
+          <w:tcPr>
+            <w:tcW w:type="dxa" w:w="3173"/>
+            <w:vAlign w:val="center"/>
+          </w:tcPr>
+          <w:p>
+            <w:pPr>
+              <w:jc w:val="left"/>
+            </w:pPr>
+            <w:r/>
+            <w:r>
+              <w:rPr>
+                <w:rFonts w:ascii="微软雅黑" w:hAnsi="微软雅黑" w:eastAsia="微软雅黑"/>
+                <w:b w:val="0"/>
+                <w:sz w:val="19"/>
+              </w:rPr>
+              <w:t>赤溪镇2023年下半年度村级设施考核报告（正文）.docx</w:t>
+            </w:r>
+          </w:p>
+        </w:tc>
+        <w:tc>
+          <w:tcPr>
+            <w:tcW w:type="dxa" w:w="3173"/>
+            <w:vAlign w:val="center"/>
+          </w:tcPr>
+          <w:p>
+            <w:pPr>
+              <w:jc w:val="center"/>
+            </w:pPr>
+            <w:r/>
+            <w:r>
+              <w:rPr>
+                <w:rFonts w:ascii="微软雅黑" w:hAnsi="微软雅黑" w:eastAsia="微软雅黑"/>
+                <w:b w:val="0"/>
+                <w:sz w:val="19"/>
+              </w:rPr>
+              <w:t>通过</w:t>
+            </w:r>
+          </w:p>
+        </w:tc>
+        <w:tc>
+          <w:tcPr>
+            <w:tcW w:type="dxa" w:w="3173"/>
+            <w:vAlign w:val="center"/>
+          </w:tcPr>
+          <w:p>
+            <w:pPr>
+              <w:jc w:val="center"/>
+            </w:pPr>
+            <w:r/>
+            <w:r>
+              <w:rPr>
+                <w:rFonts w:ascii="微软雅黑" w:hAnsi="微软雅黑" w:eastAsia="微软雅黑"/>
+                <w:b w:val="0"/>
+                <w:sz w:val="19"/>
+              </w:rPr>
+              <w:t>无</w:t>
+            </w:r>
+          </w:p>
+        </w:tc>
+      </w:tr>
+      <w:tr>
+        <w:tc>
+          <w:tcPr>
+            <w:tcW w:type="dxa" w:w="3173"/>
+            <w:vAlign w:val="center"/>
+          </w:tcPr>
+          <w:p>
+            <w:pPr>
+              <w:jc w:val="left"/>
+            </w:pPr>
+            <w:r/>
+            <w:r>
+              <w:rPr>
+                <w:rFonts w:ascii="微软雅黑" w:hAnsi="微软雅黑" w:eastAsia="微软雅黑"/>
+                <w:b w:val="0"/>
+                <w:sz w:val="19"/>
+              </w:rPr>
+              <w:t>项目2023年下半年度村级设施考核报告（正文）.docx</w:t>
+            </w:r>
+          </w:p>
+        </w:tc>
+        <w:tc>
+          <w:tcPr>
+            <w:tcW w:type="dxa" w:w="3173"/>
+            <w:vAlign w:val="center"/>
+          </w:tcPr>
+          <w:p>
+            <w:pPr>
+              <w:jc w:val="center"/>
+            </w:pPr>
+            <w:r/>
+            <w:r>
+              <w:rPr>
+                <w:rFonts w:ascii="微软雅黑" w:hAnsi="微软雅黑" w:eastAsia="微软雅黑"/>
+                <w:b w:val="0"/>
+                <w:sz w:val="19"/>
+              </w:rPr>
+              <w:t>通过</w:t>
+            </w:r>
+          </w:p>
+        </w:tc>
+        <w:tc>
+          <w:tcPr>
+            <w:tcW w:type="dxa" w:w="3173"/>
+            <w:vAlign w:val="center"/>
+          </w:tcPr>
+          <w:p>
+            <w:pPr>
+              <w:jc w:val="center"/>
+            </w:pPr>
+            <w:r/>
+            <w:r>
+              <w:rPr>
+                <w:rFonts w:ascii="微软雅黑" w:hAnsi="微软雅黑" w:eastAsia="微软雅黑"/>
+                <w:b w:val="0"/>
+                <w:sz w:val="19"/>
+              </w:rPr>
+              <w:t>无</w:t>
+            </w:r>
+          </w:p>
+        </w:tc>
+      </w:tr>
+      <w:tr>
+        <w:tc>
+          <w:tcPr>
+            <w:tcW w:type="dxa" w:w="3173"/>
+            <w:vAlign w:val="center"/>
+          </w:tcPr>
+          <w:p>
+            <w:pPr>
+              <w:jc w:val="left"/>
+            </w:pPr>
+            <w:r/>
+            <w:r>
+              <w:rPr>
+                <w:rFonts w:ascii="微软雅黑" w:hAnsi="微软雅黑" w:eastAsia="微软雅黑"/>
+                <w:b w:val="0"/>
+                <w:sz w:val="19"/>
+              </w:rPr>
+              <w:t>Agent前后端联调测试验证报告.docx</w:t>
+            </w:r>
+          </w:p>
+        </w:tc>
+        <w:tc>
+          <w:tcPr>
+            <w:tcW w:type="dxa" w:w="3173"/>
+            <w:vAlign w:val="center"/>
+          </w:tcPr>
+          <w:p>
+            <w:pPr>
+              <w:jc w:val="center"/>
+            </w:pPr>
+            <w:r/>
+            <w:r>
+              <w:rPr>
+                <w:rFonts w:ascii="微软雅黑" w:hAnsi="微软雅黑" w:eastAsia="微软雅黑"/>
+                <w:b w:val="0"/>
+                <w:sz w:val="19"/>
+              </w:rPr>
+              <w:t>通过</w:t>
+            </w:r>
+          </w:p>
+        </w:tc>
+        <w:tc>
+          <w:tcPr>
+            <w:tcW w:type="dxa" w:w="3173"/>
+            <w:vAlign w:val="center"/>
+          </w:tcPr>
+          <w:p>
+            <w:pPr>
+              <w:jc w:val="center"/>
+            </w:pPr>
+            <w:r/>
+            <w:r>
+              <w:rPr>
+                <w:rFonts w:ascii="微软雅黑" w:hAnsi="微软雅黑" w:eastAsia="微软雅黑"/>
+                <w:b w:val="0"/>
+                <w:sz w:val="19"/>
+              </w:rPr>
+              <w:t>无</w:t>
             </w:r>
           </w:p>
         </w:tc>

--- a/Agent/tests/Agent前后端联调测试验证报告.docx
+++ b/Agent/tests/Agent前后端联调测试验证报告.docx
@@ -26,7 +26,7 @@
           <w:color w:val="555555"/>
           <w:sz w:val="21"/>
         </w:rPr>
-        <w:t>测试日期：2026年06月26日    测试对象：排水/Agent</w:t>
+        <w:t>测试日期：2026年06月29日    测试对象：排水/Agent</w:t>
       </w:r>
     </w:p>
     <w:p>
@@ -98,7 +98,7 @@
           <w:rFonts w:ascii="微软雅黑" w:hAnsi="微软雅黑" w:eastAsia="微软雅黑"/>
           <w:sz w:val="21"/>
         </w:rPr>
-        <w:t>已按测试工程师方式追加 24 项破坏性/边界检查，并生成 4 份报告用于下载和质量复核。</w:t>
+        <w:t>已按测试工程师方式追加 27 项破坏性/边界检查，并生成 4 份报告用于下载和质量复核。</w:t>
       </w:r>
     </w:p>
     <w:p>
@@ -1536,7 +1536,7 @@
                 <w:b w:val="0"/>
                 <w:sz w:val="19"/>
               </w:rPr>
-              <w:t>24</w:t>
+              <w:t>27</w:t>
             </w:r>
           </w:p>
         </w:tc>
@@ -2150,6 +2150,216 @@
           </w:p>
         </w:tc>
       </w:tr>
+      <w:tr>
+        <w:tc>
+          <w:tcPr>
+            <w:tcW w:type="dxa" w:w="4759"/>
+            <w:vAlign w:val="center"/>
+          </w:tcPr>
+          <w:p>
+            <w:pPr>
+              <w:jc w:val="center"/>
+            </w:pPr>
+            <w:r/>
+            <w:r>
+              <w:rPr>
+                <w:rFonts w:ascii="微软雅黑" w:hAnsi="微软雅黑" w:eastAsia="微软雅黑"/>
+                <w:b w:val="0"/>
+                <w:sz w:val="19"/>
+              </w:rPr>
+              <w:t>数据快照哈希</w:t>
+            </w:r>
+          </w:p>
+        </w:tc>
+        <w:tc>
+          <w:tcPr>
+            <w:tcW w:type="dxa" w:w="4759"/>
+            <w:vAlign w:val="center"/>
+          </w:tcPr>
+          <w:p>
+            <w:pPr>
+              <w:jc w:val="left"/>
+            </w:pPr>
+            <w:r/>
+            <w:r>
+              <w:rPr>
+                <w:rFonts w:ascii="微软雅黑" w:hAnsi="微软雅黑" w:eastAsia="微软雅黑"/>
+                <w:b w:val="0"/>
+                <w:sz w:val="19"/>
+              </w:rPr>
+              <w:t>107a6041d93f637c854877dca8a79d8e193112e19d3e8e44fad82d849ee4d235</w:t>
+            </w:r>
+          </w:p>
+        </w:tc>
+      </w:tr>
+      <w:tr>
+        <w:tc>
+          <w:tcPr>
+            <w:tcW w:type="dxa" w:w="4759"/>
+            <w:vAlign w:val="center"/>
+          </w:tcPr>
+          <w:p>
+            <w:pPr>
+              <w:jc w:val="center"/>
+            </w:pPr>
+            <w:r/>
+            <w:r>
+              <w:rPr>
+                <w:rFonts w:ascii="微软雅黑" w:hAnsi="微软雅黑" w:eastAsia="微软雅黑"/>
+                <w:b w:val="0"/>
+                <w:sz w:val="19"/>
+              </w:rPr>
+              <w:t>追溯记录数量</w:t>
+            </w:r>
+          </w:p>
+        </w:tc>
+        <w:tc>
+          <w:tcPr>
+            <w:tcW w:type="dxa" w:w="4759"/>
+            <w:vAlign w:val="center"/>
+          </w:tcPr>
+          <w:p>
+            <w:pPr>
+              <w:jc w:val="center"/>
+            </w:pPr>
+            <w:r/>
+            <w:r>
+              <w:rPr>
+                <w:rFonts w:ascii="微软雅黑" w:hAnsi="微软雅黑" w:eastAsia="微软雅黑"/>
+                <w:b w:val="0"/>
+                <w:sz w:val="19"/>
+              </w:rPr>
+              <w:t>1</w:t>
+            </w:r>
+          </w:p>
+        </w:tc>
+      </w:tr>
+      <w:tr>
+        <w:tc>
+          <w:tcPr>
+            <w:tcW w:type="dxa" w:w="4759"/>
+            <w:vAlign w:val="center"/>
+          </w:tcPr>
+          <w:p>
+            <w:pPr>
+              <w:jc w:val="center"/>
+            </w:pPr>
+            <w:r/>
+            <w:r>
+              <w:rPr>
+                <w:rFonts w:ascii="微软雅黑" w:hAnsi="微软雅黑" w:eastAsia="微软雅黑"/>
+                <w:b w:val="0"/>
+                <w:sz w:val="19"/>
+              </w:rPr>
+              <w:t>评分标准版本数量</w:t>
+            </w:r>
+          </w:p>
+        </w:tc>
+        <w:tc>
+          <w:tcPr>
+            <w:tcW w:type="dxa" w:w="4759"/>
+            <w:vAlign w:val="center"/>
+          </w:tcPr>
+          <w:p>
+            <w:pPr>
+              <w:jc w:val="center"/>
+            </w:pPr>
+            <w:r/>
+            <w:r>
+              <w:rPr>
+                <w:rFonts w:ascii="微软雅黑" w:hAnsi="微软雅黑" w:eastAsia="微软雅黑"/>
+                <w:b w:val="0"/>
+                <w:sz w:val="19"/>
+              </w:rPr>
+              <w:t>1</w:t>
+            </w:r>
+          </w:p>
+        </w:tc>
+      </w:tr>
+      <w:tr>
+        <w:tc>
+          <w:tcPr>
+            <w:tcW w:type="dxa" w:w="4759"/>
+            <w:vAlign w:val="center"/>
+          </w:tcPr>
+          <w:p>
+            <w:pPr>
+              <w:jc w:val="center"/>
+            </w:pPr>
+            <w:r/>
+            <w:r>
+              <w:rPr>
+                <w:rFonts w:ascii="微软雅黑" w:hAnsi="微软雅黑" w:eastAsia="微软雅黑"/>
+                <w:b w:val="0"/>
+                <w:sz w:val="19"/>
+              </w:rPr>
+              <w:t>报告版本</w:t>
+            </w:r>
+          </w:p>
+        </w:tc>
+        <w:tc>
+          <w:tcPr>
+            <w:tcW w:type="dxa" w:w="4759"/>
+            <w:vAlign w:val="center"/>
+          </w:tcPr>
+          <w:p>
+            <w:pPr>
+              <w:jc w:val="center"/>
+            </w:pPr>
+            <w:r/>
+            <w:r>
+              <w:rPr>
+                <w:rFonts w:ascii="微软雅黑" w:hAnsi="微软雅黑" w:eastAsia="微软雅黑"/>
+                <w:b w:val="0"/>
+                <w:sz w:val="19"/>
+              </w:rPr>
+              <w:t>1</w:t>
+            </w:r>
+          </w:p>
+        </w:tc>
+      </w:tr>
+      <w:tr>
+        <w:tc>
+          <w:tcPr>
+            <w:tcW w:type="dxa" w:w="4759"/>
+            <w:vAlign w:val="center"/>
+          </w:tcPr>
+          <w:p>
+            <w:pPr>
+              <w:jc w:val="center"/>
+            </w:pPr>
+            <w:r/>
+            <w:r>
+              <w:rPr>
+                <w:rFonts w:ascii="微软雅黑" w:hAnsi="微软雅黑" w:eastAsia="微软雅黑"/>
+                <w:b w:val="0"/>
+                <w:sz w:val="19"/>
+              </w:rPr>
+              <w:t>重复生成版本</w:t>
+            </w:r>
+          </w:p>
+        </w:tc>
+        <w:tc>
+          <w:tcPr>
+            <w:tcW w:type="dxa" w:w="4759"/>
+            <w:vAlign w:val="center"/>
+          </w:tcPr>
+          <w:p>
+            <w:pPr>
+              <w:jc w:val="center"/>
+            </w:pPr>
+            <w:r/>
+            <w:r>
+              <w:rPr>
+                <w:rFonts w:ascii="微软雅黑" w:hAnsi="微软雅黑" w:eastAsia="微软雅黑"/>
+                <w:b w:val="0"/>
+                <w:sz w:val="19"/>
+              </w:rPr>
+              <w:t>2</w:t>
+            </w:r>
+          </w:p>
+        </w:tc>
+      </w:tr>
     </w:tbl>
     <w:p/>
     <w:p>
@@ -2298,7 +2508,7 @@
                 <w:b w:val="0"/>
                 <w:sz w:val="19"/>
               </w:rPr>
-              <w:t>24</w:t>
+              <w:t>27</w:t>
             </w:r>
           </w:p>
         </w:tc>
@@ -3427,7 +3637,91 @@
                 <w:b w:val="0"/>
                 <w:sz w:val="19"/>
               </w:rPr>
+              <w:t>报告任务固化数据快照</w:t>
+            </w:r>
+          </w:p>
+        </w:tc>
+        <w:tc>
+          <w:tcPr>
+            <w:tcW w:type="dxa" w:w="4759"/>
+            <w:vAlign w:val="center"/>
+          </w:tcPr>
+          <w:p>
+            <w:pPr>
+              <w:jc w:val="center"/>
+            </w:pPr>
+            <w:r/>
+            <w:r>
+              <w:rPr>
+                <w:rFonts w:ascii="微软雅黑" w:hAnsi="微软雅黑" w:eastAsia="微软雅黑"/>
+                <w:b w:val="0"/>
+                <w:sz w:val="19"/>
+              </w:rPr>
+              <w:t>passed</w:t>
+            </w:r>
+          </w:p>
+        </w:tc>
+      </w:tr>
+      <w:tr>
+        <w:tc>
+          <w:tcPr>
+            <w:tcW w:type="dxa" w:w="4759"/>
+            <w:vAlign w:val="center"/>
+          </w:tcPr>
+          <w:p>
+            <w:pPr>
+              <w:jc w:val="left"/>
+            </w:pPr>
+            <w:r/>
+            <w:r>
+              <w:rPr>
+                <w:rFonts w:ascii="微软雅黑" w:hAnsi="微软雅黑" w:eastAsia="微软雅黑"/>
+                <w:b w:val="0"/>
+                <w:sz w:val="19"/>
+              </w:rPr>
               <w:t>多镇街报告至少生成两份</w:t>
+            </w:r>
+          </w:p>
+        </w:tc>
+        <w:tc>
+          <w:tcPr>
+            <w:tcW w:type="dxa" w:w="4759"/>
+            <w:vAlign w:val="center"/>
+          </w:tcPr>
+          <w:p>
+            <w:pPr>
+              <w:jc w:val="center"/>
+            </w:pPr>
+            <w:r/>
+            <w:r>
+              <w:rPr>
+                <w:rFonts w:ascii="微软雅黑" w:hAnsi="微软雅黑" w:eastAsia="微软雅黑"/>
+                <w:b w:val="0"/>
+                <w:sz w:val="19"/>
+              </w:rPr>
+              <w:t>passed</w:t>
+            </w:r>
+          </w:p>
+        </w:tc>
+      </w:tr>
+      <w:tr>
+        <w:tc>
+          <w:tcPr>
+            <w:tcW w:type="dxa" w:w="4759"/>
+            <w:vAlign w:val="center"/>
+          </w:tcPr>
+          <w:p>
+            <w:pPr>
+              <w:jc w:val="left"/>
+            </w:pPr>
+            <w:r/>
+            <w:r>
+              <w:rPr>
+                <w:rFonts w:ascii="微软雅黑" w:hAnsi="微软雅黑" w:eastAsia="微软雅黑"/>
+                <w:b w:val="0"/>
+                <w:sz w:val="19"/>
+              </w:rPr>
+              <w:t>报告记录包含版本和追溯范围</w:t>
             </w:r>
           </w:p>
         </w:tc>
@@ -3470,6 +3764,48 @@
                 <w:sz w:val="19"/>
               </w:rPr>
               <w:t>生成报告均可下载</w:t>
+            </w:r>
+          </w:p>
+        </w:tc>
+        <w:tc>
+          <w:tcPr>
+            <w:tcW w:type="dxa" w:w="4759"/>
+            <w:vAlign w:val="center"/>
+          </w:tcPr>
+          <w:p>
+            <w:pPr>
+              <w:jc w:val="center"/>
+            </w:pPr>
+            <w:r/>
+            <w:r>
+              <w:rPr>
+                <w:rFonts w:ascii="微软雅黑" w:hAnsi="微软雅黑" w:eastAsia="微软雅黑"/>
+                <w:b w:val="0"/>
+                <w:sz w:val="19"/>
+              </w:rPr>
+              <w:t>passed</w:t>
+            </w:r>
+          </w:p>
+        </w:tc>
+      </w:tr>
+      <w:tr>
+        <w:tc>
+          <w:tcPr>
+            <w:tcW w:type="dxa" w:w="4759"/>
+            <w:vAlign w:val="center"/>
+          </w:tcPr>
+          <w:p>
+            <w:pPr>
+              <w:jc w:val="left"/>
+            </w:pPr>
+            <w:r/>
+            <w:r>
+              <w:rPr>
+                <w:rFonts w:ascii="微软雅黑" w:hAnsi="微软雅黑" w:eastAsia="微软雅黑"/>
+                <w:b w:val="0"/>
+                <w:sz w:val="19"/>
+              </w:rPr>
+              <w:t>报告任务历史列表可追溯</w:t>
             </w:r>
           </w:p>
         </w:tc>

--- a/Agent/tests/Agent前后端联调测试验证报告.docx
+++ b/Agent/tests/Agent前后端联调测试验证报告.docx
@@ -98,7 +98,7 @@
           <w:rFonts w:ascii="微软雅黑" w:hAnsi="微软雅黑" w:eastAsia="微软雅黑"/>
           <w:sz w:val="21"/>
         </w:rPr>
-        <w:t>已按测试工程师方式追加 27 项破坏性/边界检查，并生成 4 份报告用于下载和质量复核。</w:t>
+        <w:t>已按测试工程师方式追加 29 项破坏性/边界检查，并生成 4 份报告用于下载和质量复核。</w:t>
       </w:r>
     </w:p>
     <w:p>
@@ -1536,7 +1536,7 @@
                 <w:b w:val="0"/>
                 <w:sz w:val="19"/>
               </w:rPr>
-              <w:t>27</w:t>
+              <w:t>29</w:t>
             </w:r>
           </w:p>
         </w:tc>
@@ -2187,7 +2187,7 @@
                 <w:b w:val="0"/>
                 <w:sz w:val="19"/>
               </w:rPr>
-              <w:t>107a6041d93f637c854877dca8a79d8e193112e19d3e8e44fad82d849ee4d235</w:t>
+              <w:t>49ed1a76882f662d30133bc420ce9ee5ca6ebfbc6802556c25a59d7d40c661a2</w:t>
             </w:r>
           </w:p>
         </w:tc>
@@ -2508,7 +2508,7 @@
                 <w:b w:val="0"/>
                 <w:sz w:val="19"/>
               </w:rPr>
-              <w:t>27</w:t>
+              <w:t>29</w:t>
             </w:r>
           </w:p>
         </w:tc>
@@ -3722,6 +3722,90 @@
                 <w:sz w:val="19"/>
               </w:rPr>
               <w:t>报告记录包含版本和追溯范围</w:t>
+            </w:r>
+          </w:p>
+        </w:tc>
+        <w:tc>
+          <w:tcPr>
+            <w:tcW w:type="dxa" w:w="4759"/>
+            <w:vAlign w:val="center"/>
+          </w:tcPr>
+          <w:p>
+            <w:pPr>
+              <w:jc w:val="center"/>
+            </w:pPr>
+            <w:r/>
+            <w:r>
+              <w:rPr>
+                <w:rFonts w:ascii="微软雅黑" w:hAnsi="微软雅黑" w:eastAsia="微软雅黑"/>
+                <w:b w:val="0"/>
+                <w:sz w:val="19"/>
+              </w:rPr>
+              <w:t>passed</w:t>
+            </w:r>
+          </w:p>
+        </w:tc>
+      </w:tr>
+      <w:tr>
+        <w:tc>
+          <w:tcPr>
+            <w:tcW w:type="dxa" w:w="4759"/>
+            <w:vAlign w:val="center"/>
+          </w:tcPr>
+          <w:p>
+            <w:pPr>
+              <w:jc w:val="left"/>
+            </w:pPr>
+            <w:r/>
+            <w:r>
+              <w:rPr>
+                <w:rFonts w:ascii="微软雅黑" w:hAnsi="微软雅黑" w:eastAsia="微软雅黑"/>
+                <w:b w:val="0"/>
+                <w:sz w:val="19"/>
+              </w:rPr>
+              <w:t>Agent 报告语义校验结构化输出</w:t>
+            </w:r>
+          </w:p>
+        </w:tc>
+        <w:tc>
+          <w:tcPr>
+            <w:tcW w:type="dxa" w:w="4759"/>
+            <w:vAlign w:val="center"/>
+          </w:tcPr>
+          <w:p>
+            <w:pPr>
+              <w:jc w:val="center"/>
+            </w:pPr>
+            <w:r/>
+            <w:r>
+              <w:rPr>
+                <w:rFonts w:ascii="微软雅黑" w:hAnsi="微软雅黑" w:eastAsia="微软雅黑"/>
+                <w:b w:val="0"/>
+                <w:sz w:val="19"/>
+              </w:rPr>
+              <w:t>passed</w:t>
+            </w:r>
+          </w:p>
+        </w:tc>
+      </w:tr>
+      <w:tr>
+        <w:tc>
+          <w:tcPr>
+            <w:tcW w:type="dxa" w:w="4759"/>
+            <w:vAlign w:val="center"/>
+          </w:tcPr>
+          <w:p>
+            <w:pPr>
+              <w:jc w:val="left"/>
+            </w:pPr>
+            <w:r/>
+            <w:r>
+              <w:rPr>
+                <w:rFonts w:ascii="微软雅黑" w:hAnsi="微软雅黑" w:eastAsia="微软雅黑"/>
+                <w:b w:val="0"/>
+                <w:sz w:val="19"/>
+              </w:rPr>
+              <w:t>Agent 不参与分数金额主链路</w:t>
             </w:r>
           </w:p>
         </w:tc>
